--- a/3/docs/Управління IT проектами [Лб3].docx
+++ b/3/docs/Управління IT проектами [Лб3].docx
@@ -1,6 +1,6 @@
 
 <file path=word/document.xml><?xml version="1.0" encoding="utf-8"?>
-<w:document xmlns:wpc="http://schemas.microsoft.com/office/word/2010/wordprocessingCanvas" xmlns:cx="http://schemas.microsoft.com/office/drawing/2014/chartex" xmlns:cx1="http://schemas.microsoft.com/office/drawing/2015/9/8/chartex" xmlns:cx2="http://schemas.microsoft.com/office/drawing/2015/10/21/chartex" xmlns:cx3="http://schemas.microsoft.com/office/drawing/2016/5/9/chartex" xmlns:cx4="http://schemas.microsoft.com/office/drawing/2016/5/10/chartex" xmlns:cx5="http://schemas.microsoft.com/office/drawing/2016/5/11/chartex" xmlns:cx6="http://schemas.microsoft.com/office/drawing/2016/5/12/chartex" xmlns:cx7="http://schemas.microsoft.com/office/drawing/2016/5/13/chartex" xmlns:cx8="http://schemas.microsoft.com/office/drawing/2016/5/14/chartex" xmlns:mc="http://schemas.openxmlformats.org/markup-compatibility/2006" xmlns:aink="http://schemas.microsoft.com/office/drawing/2016/ink" xmlns:am3d="http://schemas.microsoft.com/office/drawing/2017/model3d" xmlns:o="urn:schemas-microsoft-com:office:office" xmlns:r="http://schemas.openxmlformats.org/officeDocument/2006/relationships" xmlns:m="http://schemas.openxmlformats.org/officeDocument/2006/math" xmlns:v="urn:schemas-microsoft-com:vml" xmlns:wp14="http://schemas.microsoft.com/office/word/2010/wordprocessingDrawing" xmlns:wp="http://schemas.openxmlformats.org/drawingml/2006/wordprocessingDrawing" xmlns:w10="urn:schemas-microsoft-com:office:word" xmlns:w="http://schemas.openxmlformats.org/wordprocessingml/2006/main" xmlns:w14="http://schemas.microsoft.com/office/word/2010/wordml" xmlns:w15="http://schemas.microsoft.com/office/word/2012/wordml" xmlns:w16cex="http://schemas.microsoft.com/office/word/2018/wordml/cex" xmlns:w16cid="http://schemas.microsoft.com/office/word/2016/wordml/cid" xmlns:w16="http://schemas.microsoft.com/office/word/2018/wordml" xmlns:w16sdtdh="http://schemas.microsoft.com/office/word/2020/wordml/sdtdatahash" xmlns:w16se="http://schemas.microsoft.com/office/word/2015/wordml/symex" xmlns:wpg="http://schemas.microsoft.com/office/word/2010/wordprocessingGroup" xmlns:wpi="http://schemas.microsoft.com/office/word/2010/wordprocessingInk" xmlns:wne="http://schemas.microsoft.com/office/word/2006/wordml" xmlns:wps="http://schemas.microsoft.com/office/word/2010/wordprocessingShape" mc:Ignorable="w14 w15 w16se w16cid w16 w16cex w16sdtdh wp14">
+<w:document xmlns:wpc="http://schemas.microsoft.com/office/word/2010/wordprocessingCanvas" xmlns:cx="http://schemas.microsoft.com/office/drawing/2014/chartex" xmlns:cx1="http://schemas.microsoft.com/office/drawing/2015/9/8/chartex" xmlns:cx2="http://schemas.microsoft.com/office/drawing/2015/10/21/chartex" xmlns:cx3="http://schemas.microsoft.com/office/drawing/2016/5/9/chartex" xmlns:cx4="http://schemas.microsoft.com/office/drawing/2016/5/10/chartex" xmlns:cx5="http://schemas.microsoft.com/office/drawing/2016/5/11/chartex" xmlns:cx6="http://schemas.microsoft.com/office/drawing/2016/5/12/chartex" xmlns:cx7="http://schemas.microsoft.com/office/drawing/2016/5/13/chartex" xmlns:cx8="http://schemas.microsoft.com/office/drawing/2016/5/14/chartex" xmlns:mc="http://schemas.openxmlformats.org/markup-compatibility/2006" xmlns:aink="http://schemas.microsoft.com/office/drawing/2016/ink" xmlns:am3d="http://schemas.microsoft.com/office/drawing/2017/model3d" xmlns:o="urn:schemas-microsoft-com:office:office" xmlns:oel="http://schemas.microsoft.com/office/2019/extlst" xmlns:r="http://schemas.openxmlformats.org/officeDocument/2006/relationships" xmlns:m="http://schemas.openxmlformats.org/officeDocument/2006/math" xmlns:v="urn:schemas-microsoft-com:vml" xmlns:wp14="http://schemas.microsoft.com/office/word/2010/wordprocessingDrawing" xmlns:wp="http://schemas.openxmlformats.org/drawingml/2006/wordprocessingDrawing" xmlns:w10="urn:schemas-microsoft-com:office:word" xmlns:w="http://schemas.openxmlformats.org/wordprocessingml/2006/main" xmlns:w14="http://schemas.microsoft.com/office/word/2010/wordml" xmlns:w15="http://schemas.microsoft.com/office/word/2012/wordml" xmlns:w16cex="http://schemas.microsoft.com/office/word/2018/wordml/cex" xmlns:w16cid="http://schemas.microsoft.com/office/word/2016/wordml/cid" xmlns:w16="http://schemas.microsoft.com/office/word/2018/wordml" xmlns:w16du="http://schemas.microsoft.com/office/word/2023/wordml/word16du" xmlns:w16sdtdh="http://schemas.microsoft.com/office/word/2020/wordml/sdtdatahash" xmlns:w16sdtfl="http://schemas.microsoft.com/office/word/2024/wordml/sdtformatlock" xmlns:w16se="http://schemas.microsoft.com/office/word/2015/wordml/symex" xmlns:wpg="http://schemas.microsoft.com/office/word/2010/wordprocessingGroup" xmlns:wpi="http://schemas.microsoft.com/office/word/2010/wordprocessingInk" xmlns:wne="http://schemas.microsoft.com/office/word/2006/wordml" xmlns:wps="http://schemas.microsoft.com/office/word/2010/wordprocessingShape" mc:Ignorable="w14 w15 w16se w16cid w16 w16cex w16sdtdh w16sdtfl w16du wp14">
   <w:body>
     <w:p>
       <w:pPr>
@@ -621,25 +621,7 @@
           <w:sz w:val="28"/>
           <w:szCs w:val="28"/>
         </w:rPr>
-        <w:t xml:space="preserve">Оцінка ризику </w:t>
-      </w:r>
-      <w:r>
-        <w:rPr>
-          <w:rFonts w:ascii="Times New Roman" w:hAnsi="Times New Roman" w:cs="Times New Roman"/>
-          <w:color w:val="000000"/>
-          <w:sz w:val="28"/>
-          <w:szCs w:val="28"/>
-        </w:rPr>
-        <w:t>проекту</w:t>
-      </w:r>
-      <w:r>
-        <w:rPr>
-          <w:rFonts w:ascii="Times New Roman" w:hAnsi="Times New Roman" w:cs="Times New Roman"/>
-          <w:color w:val="000000"/>
-          <w:sz w:val="28"/>
-          <w:szCs w:val="28"/>
-        </w:rPr>
-        <w:t xml:space="preserve"> в середовищі MS Project</w:t>
+        <w:t>Оцінка ризику проекту в середовищі MS Project</w:t>
       </w:r>
     </w:p>
     <w:p>
@@ -677,23 +659,7 @@
           <w:sz w:val="28"/>
           <w:szCs w:val="28"/>
         </w:rPr>
-        <w:t xml:space="preserve">ознайомитися з методами визначення ризиків </w:t>
-      </w:r>
-      <w:r>
-        <w:rPr>
-          <w:rFonts w:ascii="Times New Roman" w:eastAsia="Times New Roman" w:hAnsi="Times New Roman" w:cs="Times New Roman"/>
-          <w:sz w:val="28"/>
-          <w:szCs w:val="28"/>
-        </w:rPr>
-        <w:t>проекту</w:t>
-      </w:r>
-      <w:r>
-        <w:rPr>
-          <w:rFonts w:ascii="Times New Roman" w:eastAsia="Times New Roman" w:hAnsi="Times New Roman" w:cs="Times New Roman"/>
-          <w:sz w:val="28"/>
-          <w:szCs w:val="28"/>
-        </w:rPr>
-        <w:t xml:space="preserve"> за допомогою середовища MS Project.</w:t>
+        <w:t>ознайомитися з методами визначення ризиків проекту за допомогою середовища MS Project.</w:t>
       </w:r>
     </w:p>
     <w:p>
@@ -788,25 +754,7 @@
           <w:sz w:val="28"/>
           <w:szCs w:val="28"/>
         </w:rPr>
-        <w:t xml:space="preserve">Відкрийте файл </w:t>
-      </w:r>
-      <w:r>
-        <w:rPr>
-          <w:rFonts w:ascii="Times New Roman" w:eastAsia="Times New Roman" w:hAnsi="Times New Roman" w:cs="Times New Roman"/>
-          <w:color w:val="000009"/>
-          <w:sz w:val="28"/>
-          <w:szCs w:val="28"/>
-        </w:rPr>
-        <w:t>проекту</w:t>
-      </w:r>
-      <w:r>
-        <w:rPr>
-          <w:rFonts w:ascii="Times New Roman" w:eastAsia="Times New Roman" w:hAnsi="Times New Roman" w:cs="Times New Roman"/>
-          <w:color w:val="000009"/>
-          <w:sz w:val="28"/>
-          <w:szCs w:val="28"/>
-        </w:rPr>
-        <w:t>.</w:t>
+        <w:t>Відкрийте файл проекту.</w:t>
       </w:r>
     </w:p>
     <w:p>
@@ -1038,25 +986,7 @@
           <w:sz w:val="28"/>
           <w:szCs w:val="28"/>
         </w:rPr>
-        <w:t xml:space="preserve">Збережіть </w:t>
-      </w:r>
-      <w:r>
-        <w:rPr>
-          <w:rFonts w:ascii="Times New Roman" w:eastAsia="Times New Roman" w:hAnsi="Times New Roman" w:cs="Times New Roman"/>
-          <w:color w:val="000009"/>
-          <w:sz w:val="28"/>
-          <w:szCs w:val="28"/>
-        </w:rPr>
-        <w:t>проект</w:t>
-      </w:r>
-      <w:r>
-        <w:rPr>
-          <w:rFonts w:ascii="Times New Roman" w:eastAsia="Times New Roman" w:hAnsi="Times New Roman" w:cs="Times New Roman"/>
-          <w:color w:val="000009"/>
-          <w:sz w:val="28"/>
-          <w:szCs w:val="28"/>
-        </w:rPr>
-        <w:t>.</w:t>
+        <w:t>Збережіть проект.</w:t>
       </w:r>
     </w:p>
     <w:p>
@@ -1117,6 +1047,7 @@
           <w:rFonts w:ascii="Times New Roman" w:eastAsia="Times New Roman" w:hAnsi="Times New Roman" w:cs="Times New Roman"/>
           <w:b/>
           <w:bCs/>
+          <w:noProof/>
           <w:color w:val="000009"/>
           <w:sz w:val="28"/>
           <w:szCs w:val="28"/>
@@ -1127,133 +1058,6 @@
             <wp:extent cx="6390005" cy="1444625"/>
             <wp:effectExtent l="0" t="0" r="0" b="3175"/>
             <wp:docPr id="4" name="Рисунок 4"/>
-            <wp:cNvGraphicFramePr>
-              <a:graphicFrameLocks xmlns:a="http://schemas.openxmlformats.org/drawingml/2006/main" noChangeAspect="1"/>
-            </wp:cNvGraphicFramePr>
-            <a:graphic xmlns:a="http://schemas.openxmlformats.org/drawingml/2006/main">
-              <a:graphicData uri="http://schemas.openxmlformats.org/drawingml/2006/picture">
-                <pic:pic xmlns:pic="http://schemas.openxmlformats.org/drawingml/2006/picture">
-                  <pic:nvPicPr>
-                    <pic:cNvPr id="1" name=""/>
-                    <pic:cNvPicPr/>
-                  </pic:nvPicPr>
-                  <pic:blipFill>
-                    <a:blip r:embed="rId6"/>
-                    <a:stretch>
-                      <a:fillRect/>
-                    </a:stretch>
-                  </pic:blipFill>
-                  <pic:spPr>
-                    <a:xfrm>
-                      <a:off x="0" y="0"/>
-                      <a:ext cx="6390005" cy="1444625"/>
-                    </a:xfrm>
-                    <a:prstGeom prst="rect">
-                      <a:avLst/>
-                    </a:prstGeom>
-                  </pic:spPr>
-                </pic:pic>
-              </a:graphicData>
-            </a:graphic>
-          </wp:inline>
-        </w:drawing>
-      </w:r>
-    </w:p>
-    <w:p>
-      <w:pPr>
-        <w:spacing w:after="0" w:line="360" w:lineRule="auto"/>
-        <w:jc w:val="center"/>
-        <w:rPr>
-          <w:rFonts w:ascii="Times New Roman" w:hAnsi="Times New Roman" w:cs="Times New Roman"/>
-          <w:sz w:val="28"/>
-          <w:szCs w:val="28"/>
-        </w:rPr>
-      </w:pPr>
-      <w:r>
-        <w:rPr>
-          <w:rFonts w:ascii="Times New Roman" w:hAnsi="Times New Roman" w:cs="Times New Roman"/>
-          <w:sz w:val="28"/>
-          <w:szCs w:val="28"/>
-        </w:rPr>
-        <w:t>Рисунок 3.</w:t>
-      </w:r>
-      <w:r>
-        <w:rPr>
-          <w:rFonts w:ascii="Times New Roman" w:hAnsi="Times New Roman" w:cs="Times New Roman"/>
-          <w:sz w:val="28"/>
-          <w:szCs w:val="28"/>
-        </w:rPr>
-        <w:t>1</w:t>
-      </w:r>
-      <w:r>
-        <w:rPr>
-          <w:rFonts w:ascii="Times New Roman" w:hAnsi="Times New Roman" w:cs="Times New Roman"/>
-          <w:sz w:val="28"/>
-          <w:szCs w:val="28"/>
-        </w:rPr>
-        <w:t xml:space="preserve"> – Задача з </w:t>
-      </w:r>
-      <w:r>
-        <w:rPr>
-          <w:rFonts w:ascii="Times New Roman" w:hAnsi="Times New Roman" w:cs="Times New Roman"/>
-          <w:sz w:val="28"/>
-          <w:szCs w:val="28"/>
-        </w:rPr>
-        <w:t>високим ризиком</w:t>
-      </w:r>
-      <w:r>
-        <w:rPr>
-          <w:rFonts w:ascii="Times New Roman" w:hAnsi="Times New Roman" w:cs="Times New Roman"/>
-          <w:sz w:val="28"/>
-          <w:szCs w:val="28"/>
-        </w:rPr>
-        <w:t xml:space="preserve"> на підставі </w:t>
-      </w:r>
-      <w:r>
-        <w:rPr>
-          <w:rFonts w:ascii="Times New Roman" w:hAnsi="Times New Roman" w:cs="Times New Roman"/>
-          <w:sz w:val="28"/>
-          <w:szCs w:val="28"/>
-        </w:rPr>
-        <w:t>даних про тривалість</w:t>
-      </w:r>
-    </w:p>
-    <w:p>
-      <w:pPr>
-        <w:spacing w:after="0" w:line="360" w:lineRule="auto"/>
-        <w:jc w:val="center"/>
-        <w:rPr>
-          <w:rFonts w:ascii="Times New Roman" w:eastAsia="Times New Roman" w:hAnsi="Times New Roman" w:cs="Times New Roman"/>
-          <w:b/>
-          <w:bCs/>
-          <w:color w:val="000009"/>
-          <w:sz w:val="28"/>
-          <w:szCs w:val="28"/>
-        </w:rPr>
-      </w:pPr>
-    </w:p>
-    <w:p>
-      <w:pPr>
-        <w:spacing w:after="0" w:line="360" w:lineRule="auto"/>
-        <w:jc w:val="center"/>
-        <w:rPr>
-          <w:rFonts w:ascii="Times New Roman" w:hAnsi="Times New Roman" w:cs="Times New Roman"/>
-          <w:sz w:val="28"/>
-          <w:szCs w:val="28"/>
-        </w:rPr>
-      </w:pPr>
-      <w:r>
-        <w:rPr>
-          <w:rFonts w:ascii="Times New Roman" w:hAnsi="Times New Roman" w:cs="Times New Roman"/>
-          <w:sz w:val="28"/>
-          <w:szCs w:val="28"/>
-        </w:rPr>
-        <w:lastRenderedPageBreak/>
-        <w:drawing>
-          <wp:inline distT="0" distB="0" distL="0" distR="0" wp14:anchorId="31F9C391" wp14:editId="57236020">
-            <wp:extent cx="6390005" cy="2463165"/>
-            <wp:effectExtent l="0" t="0" r="0" b="0"/>
-            <wp:docPr id="1" name="Рисунок 1"/>
             <wp:cNvGraphicFramePr>
               <a:graphicFrameLocks xmlns:a="http://schemas.openxmlformats.org/drawingml/2006/main" noChangeAspect="1"/>
             </wp:cNvGraphicFramePr>
@@ -1273,7 +1077,7 @@
                   <pic:spPr>
                     <a:xfrm>
                       <a:off x="0" y="0"/>
-                      <a:ext cx="6390005" cy="2463165"/>
+                      <a:ext cx="6390005" cy="1444625"/>
                     </a:xfrm>
                     <a:prstGeom prst="rect">
                       <a:avLst/>
@@ -1302,56 +1106,101 @@
           <w:sz w:val="28"/>
           <w:szCs w:val="28"/>
         </w:rPr>
-        <w:t xml:space="preserve">Рисунок </w:t>
-      </w:r>
-      <w:r>
-        <w:rPr>
-          <w:rFonts w:ascii="Times New Roman" w:hAnsi="Times New Roman" w:cs="Times New Roman"/>
-          <w:sz w:val="28"/>
-          <w:szCs w:val="28"/>
-        </w:rPr>
-        <w:t>3</w:t>
-      </w:r>
-      <w:r>
-        <w:rPr>
-          <w:rFonts w:ascii="Times New Roman" w:hAnsi="Times New Roman" w:cs="Times New Roman"/>
+        <w:t>Рисунок 3.1 – Задач</w:t>
+      </w:r>
+      <w:r>
+        <w:rPr>
+          <w:rFonts w:ascii="Times New Roman" w:hAnsi="Times New Roman" w:cs="Times New Roman"/>
+          <w:sz w:val="28"/>
+          <w:szCs w:val="28"/>
+        </w:rPr>
+        <w:t>і</w:t>
+      </w:r>
+      <w:r>
+        <w:rPr>
+          <w:rFonts w:ascii="Times New Roman" w:hAnsi="Times New Roman" w:cs="Times New Roman"/>
+          <w:sz w:val="28"/>
+          <w:szCs w:val="28"/>
+        </w:rPr>
+        <w:t xml:space="preserve"> з високим ризиком на підставі даних про тривалість</w:t>
+      </w:r>
+    </w:p>
+    <w:p>
+      <w:pPr>
+        <w:spacing w:after="0" w:line="360" w:lineRule="auto"/>
+        <w:jc w:val="both"/>
+        <w:rPr>
+          <w:rFonts w:ascii="Times New Roman" w:eastAsia="Times New Roman" w:hAnsi="Times New Roman" w:cs="Times New Roman"/>
+          <w:b/>
+          <w:bCs/>
+          <w:color w:val="000009"/>
+          <w:sz w:val="28"/>
+          <w:szCs w:val="28"/>
+        </w:rPr>
+      </w:pPr>
+      <w:r>
+        <w:rPr>
+          <w:rFonts w:ascii="Times New Roman" w:eastAsia="Times New Roman" w:hAnsi="Times New Roman" w:cs="Times New Roman"/>
+          <w:b/>
+          <w:bCs/>
+          <w:color w:val="000009"/>
+          <w:sz w:val="28"/>
+          <w:szCs w:val="28"/>
+        </w:rPr>
+        <w:tab/>
+      </w:r>
+    </w:p>
+    <w:p>
+      <w:pPr>
+        <w:spacing w:after="0" w:line="360" w:lineRule="auto"/>
+        <w:jc w:val="both"/>
+        <w:rPr>
+          <w:rFonts w:ascii="Times New Roman" w:eastAsia="Times New Roman" w:hAnsi="Times New Roman" w:cs="Times New Roman"/>
+          <w:color w:val="000009"/>
+          <w:sz w:val="28"/>
+          <w:szCs w:val="28"/>
+        </w:rPr>
+      </w:pPr>
+      <w:r>
+        <w:rPr>
+          <w:rFonts w:ascii="Times New Roman" w:eastAsia="Times New Roman" w:hAnsi="Times New Roman" w:cs="Times New Roman"/>
+          <w:b/>
+          <w:bCs/>
+          <w:color w:val="000009"/>
+          <w:sz w:val="28"/>
+          <w:szCs w:val="28"/>
+        </w:rPr>
+        <w:tab/>
+      </w:r>
+      <w:r>
+        <w:rPr>
+          <w:rFonts w:ascii="Times New Roman" w:eastAsia="Times New Roman" w:hAnsi="Times New Roman" w:cs="Times New Roman"/>
+          <w:color w:val="000009"/>
+          <w:sz w:val="28"/>
+          <w:szCs w:val="28"/>
+        </w:rPr>
+        <w:t xml:space="preserve">Задачі йдуть послідовно, завантажуючи 100% ресурсів, мають велику тривалість та являються критичним шляхом </w:t>
+      </w:r>
+      <w:proofErr w:type="spellStart"/>
+      <w:r>
+        <w:rPr>
+          <w:rFonts w:ascii="Times New Roman" w:eastAsia="Times New Roman" w:hAnsi="Times New Roman" w:cs="Times New Roman"/>
+          <w:color w:val="000009"/>
+          <w:sz w:val="28"/>
+          <w:szCs w:val="28"/>
+        </w:rPr>
+        <w:t>проекту</w:t>
+      </w:r>
+      <w:proofErr w:type="spellEnd"/>
+      <w:r>
+        <w:rPr>
+          <w:rFonts w:ascii="Times New Roman" w:eastAsia="Times New Roman" w:hAnsi="Times New Roman" w:cs="Times New Roman"/>
+          <w:color w:val="000009"/>
           <w:sz w:val="28"/>
           <w:szCs w:val="28"/>
         </w:rPr>
         <w:t>.</w:t>
       </w:r>
-      <w:r>
-        <w:rPr>
-          <w:rFonts w:ascii="Times New Roman" w:hAnsi="Times New Roman" w:cs="Times New Roman"/>
-          <w:sz w:val="28"/>
-          <w:szCs w:val="28"/>
-        </w:rPr>
-        <w:t>2</w:t>
-      </w:r>
-      <w:r>
-        <w:rPr>
-          <w:rFonts w:ascii="Times New Roman" w:hAnsi="Times New Roman" w:cs="Times New Roman"/>
-          <w:sz w:val="28"/>
-          <w:szCs w:val="28"/>
-        </w:rPr>
-        <w:t xml:space="preserve"> – </w:t>
-      </w:r>
-      <w:r>
-        <w:rPr>
-          <w:rFonts w:ascii="Times New Roman" w:hAnsi="Times New Roman" w:cs="Times New Roman"/>
-          <w:sz w:val="28"/>
-          <w:szCs w:val="28"/>
-        </w:rPr>
-        <w:t xml:space="preserve">Задача </w:t>
-      </w:r>
-      <w:r>
-        <w:rPr>
-          <w:rFonts w:ascii="Times New Roman" w:hAnsi="Times New Roman" w:cs="Times New Roman"/>
-          <w:sz w:val="28"/>
-          <w:szCs w:val="28"/>
-        </w:rPr>
-        <w:t>з високим ризиком на підставі критичного шляху</w:t>
-      </w:r>
     </w:p>
     <w:p>
       <w:pPr>
@@ -1363,28 +1212,19 @@
           <w:szCs w:val="28"/>
         </w:rPr>
       </w:pPr>
-    </w:p>
-    <w:p>
-      <w:pPr>
-        <w:spacing w:after="0" w:line="360" w:lineRule="auto"/>
-        <w:jc w:val="center"/>
-        <w:rPr>
-          <w:rFonts w:ascii="Times New Roman" w:hAnsi="Times New Roman" w:cs="Times New Roman"/>
-          <w:sz w:val="28"/>
-          <w:szCs w:val="28"/>
-        </w:rPr>
-      </w:pPr>
-      <w:r>
-        <w:rPr>
-          <w:rFonts w:ascii="Times New Roman" w:hAnsi="Times New Roman" w:cs="Times New Roman"/>
-          <w:sz w:val="28"/>
-          <w:szCs w:val="28"/>
-        </w:rPr>
+      <w:r>
+        <w:rPr>
+          <w:rFonts w:ascii="Times New Roman" w:hAnsi="Times New Roman" w:cs="Times New Roman"/>
+          <w:noProof/>
+          <w:sz w:val="28"/>
+          <w:szCs w:val="28"/>
+        </w:rPr>
+        <w:lastRenderedPageBreak/>
         <w:drawing>
-          <wp:inline distT="0" distB="0" distL="0" distR="0" wp14:anchorId="1DD4D49A" wp14:editId="08ECE75F">
-            <wp:extent cx="2514951" cy="4220164"/>
-            <wp:effectExtent l="0" t="0" r="0" b="9525"/>
-            <wp:docPr id="7" name="Рисунок 7"/>
+          <wp:inline distT="0" distB="0" distL="0" distR="0" wp14:anchorId="31F9C391" wp14:editId="57236020">
+            <wp:extent cx="6390005" cy="2463165"/>
+            <wp:effectExtent l="0" t="0" r="0" b="0"/>
+            <wp:docPr id="1" name="Рисунок 1"/>
             <wp:cNvGraphicFramePr>
               <a:graphicFrameLocks xmlns:a="http://schemas.openxmlformats.org/drawingml/2006/main" noChangeAspect="1"/>
             </wp:cNvGraphicFramePr>
@@ -1404,7 +1244,7 @@
                   <pic:spPr>
                     <a:xfrm>
                       <a:off x="0" y="0"/>
-                      <a:ext cx="2514951" cy="4220164"/>
+                      <a:ext cx="6390005" cy="2463165"/>
                     </a:xfrm>
                     <a:prstGeom prst="rect">
                       <a:avLst/>
@@ -1433,7 +1273,7 @@
           <w:sz w:val="28"/>
           <w:szCs w:val="28"/>
         </w:rPr>
-        <w:t>Рисунок 3.</w:t>
+        <w:t xml:space="preserve">Рисунок </w:t>
       </w:r>
       <w:r>
         <w:rPr>
@@ -1449,6 +1289,22 @@
           <w:sz w:val="28"/>
           <w:szCs w:val="28"/>
         </w:rPr>
+        <w:t>.</w:t>
+      </w:r>
+      <w:r>
+        <w:rPr>
+          <w:rFonts w:ascii="Times New Roman" w:hAnsi="Times New Roman" w:cs="Times New Roman"/>
+          <w:sz w:val="28"/>
+          <w:szCs w:val="28"/>
+        </w:rPr>
+        <w:t>2</w:t>
+      </w:r>
+      <w:r>
+        <w:rPr>
+          <w:rFonts w:ascii="Times New Roman" w:hAnsi="Times New Roman" w:cs="Times New Roman"/>
+          <w:sz w:val="28"/>
+          <w:szCs w:val="28"/>
+        </w:rPr>
         <w:t xml:space="preserve"> – </w:t>
       </w:r>
       <w:r>
@@ -1457,7 +1313,68 @@
           <w:sz w:val="28"/>
           <w:szCs w:val="28"/>
         </w:rPr>
-        <w:t xml:space="preserve">Детальна діаграма </w:t>
+        <w:t xml:space="preserve">Задача </w:t>
+      </w:r>
+      <w:r>
+        <w:rPr>
+          <w:rFonts w:ascii="Times New Roman" w:hAnsi="Times New Roman" w:cs="Times New Roman"/>
+          <w:sz w:val="28"/>
+          <w:szCs w:val="28"/>
+        </w:rPr>
+        <w:t>з високим ризиком на підставі критичного шляху</w:t>
+      </w:r>
+    </w:p>
+    <w:p>
+      <w:pPr>
+        <w:spacing w:after="0" w:line="360" w:lineRule="auto"/>
+        <w:rPr>
+          <w:rFonts w:ascii="Times New Roman" w:hAnsi="Times New Roman" w:cs="Times New Roman"/>
+          <w:sz w:val="28"/>
+          <w:szCs w:val="28"/>
+        </w:rPr>
+      </w:pPr>
+      <w:r>
+        <w:rPr>
+          <w:rFonts w:ascii="Times New Roman" w:hAnsi="Times New Roman" w:cs="Times New Roman"/>
+          <w:sz w:val="28"/>
+          <w:szCs w:val="28"/>
+        </w:rPr>
+        <w:tab/>
+      </w:r>
+    </w:p>
+    <w:p>
+      <w:pPr>
+        <w:spacing w:after="0" w:line="360" w:lineRule="auto"/>
+        <w:rPr>
+          <w:rFonts w:ascii="Times New Roman" w:hAnsi="Times New Roman" w:cs="Times New Roman"/>
+          <w:sz w:val="28"/>
+          <w:szCs w:val="28"/>
+        </w:rPr>
+      </w:pPr>
+      <w:r>
+        <w:rPr>
+          <w:rFonts w:ascii="Times New Roman" w:hAnsi="Times New Roman" w:cs="Times New Roman"/>
+          <w:sz w:val="28"/>
+          <w:szCs w:val="28"/>
+        </w:rPr>
+        <w:tab/>
+      </w:r>
+      <w:r>
+        <w:rPr>
+          <w:rFonts w:ascii="Times New Roman" w:hAnsi="Times New Roman" w:cs="Times New Roman"/>
+          <w:sz w:val="28"/>
+          <w:szCs w:val="28"/>
+          <w:lang w:val="en-US"/>
+        </w:rPr>
+        <w:t>MS Project</w:t>
+      </w:r>
+      <w:r>
+        <w:rPr>
+          <w:rFonts w:ascii="Times New Roman" w:hAnsi="Times New Roman" w:cs="Times New Roman"/>
+          <w:sz w:val="28"/>
+          <w:szCs w:val="28"/>
+        </w:rPr>
+        <w:t xml:space="preserve"> визначив критичним шляхом повторюючу задачу «Контроль реалізації проєкту» через те, що вона завершує </w:t>
       </w:r>
       <w:proofErr w:type="spellStart"/>
       <w:r>
@@ -1466,9 +1383,17 @@
           <w:sz w:val="28"/>
           <w:szCs w:val="28"/>
         </w:rPr>
-        <w:t>Ганта</w:t>
+        <w:t>проект</w:t>
       </w:r>
       <w:proofErr w:type="spellEnd"/>
+      <w:r>
+        <w:rPr>
+          <w:rFonts w:ascii="Times New Roman" w:hAnsi="Times New Roman" w:cs="Times New Roman"/>
+          <w:sz w:val="28"/>
+          <w:szCs w:val="28"/>
+        </w:rPr>
+        <w:t>.</w:t>
+      </w:r>
     </w:p>
     <w:p>
       <w:pPr>
@@ -1494,14 +1419,15 @@
       <w:r>
         <w:rPr>
           <w:rFonts w:ascii="Times New Roman" w:hAnsi="Times New Roman" w:cs="Times New Roman"/>
+          <w:noProof/>
           <w:sz w:val="28"/>
           <w:szCs w:val="28"/>
         </w:rPr>
         <w:drawing>
-          <wp:inline distT="0" distB="0" distL="0" distR="0" wp14:anchorId="07BB12D4" wp14:editId="744FEBF7">
-            <wp:extent cx="6390005" cy="937260"/>
-            <wp:effectExtent l="0" t="0" r="0" b="0"/>
-            <wp:docPr id="10" name="Рисунок 10"/>
+          <wp:inline distT="0" distB="0" distL="0" distR="0" wp14:anchorId="1DD4D49A" wp14:editId="08ECE75F">
+            <wp:extent cx="2514951" cy="4220164"/>
+            <wp:effectExtent l="0" t="0" r="0" b="9525"/>
+            <wp:docPr id="7" name="Рисунок 7"/>
             <wp:cNvGraphicFramePr>
               <a:graphicFrameLocks xmlns:a="http://schemas.openxmlformats.org/drawingml/2006/main" noChangeAspect="1"/>
             </wp:cNvGraphicFramePr>
@@ -1521,7 +1447,7 @@
                   <pic:spPr>
                     <a:xfrm>
                       <a:off x="0" y="0"/>
-                      <a:ext cx="6390005" cy="937260"/>
+                      <a:ext cx="2514951" cy="4220164"/>
                     </a:xfrm>
                     <a:prstGeom prst="rect">
                       <a:avLst/>
@@ -1558,24 +1484,26 @@
           <w:sz w:val="28"/>
           <w:szCs w:val="28"/>
         </w:rPr>
-        <w:t>4</w:t>
-      </w:r>
-      <w:r>
-        <w:rPr>
-          <w:rFonts w:ascii="Times New Roman" w:hAnsi="Times New Roman" w:cs="Times New Roman"/>
-          <w:sz w:val="28"/>
-          <w:szCs w:val="28"/>
-        </w:rPr>
-        <w:t xml:space="preserve"> – </w:t>
-      </w:r>
-      <w:r>
-        <w:rPr>
-          <w:rFonts w:ascii="Times New Roman" w:hAnsi="Times New Roman" w:cs="Times New Roman"/>
-          <w:sz w:val="28"/>
-          <w:szCs w:val="28"/>
-        </w:rPr>
-        <w:t>Витрати ресурсів за годину</w:t>
-      </w:r>
+        <w:t>3</w:t>
+      </w:r>
+      <w:r>
+        <w:rPr>
+          <w:rFonts w:ascii="Times New Roman" w:hAnsi="Times New Roman" w:cs="Times New Roman"/>
+          <w:sz w:val="28"/>
+          <w:szCs w:val="28"/>
+        </w:rPr>
+        <w:t xml:space="preserve"> – Детальна діаграма </w:t>
+      </w:r>
+      <w:proofErr w:type="spellStart"/>
+      <w:r>
+        <w:rPr>
+          <w:rFonts w:ascii="Times New Roman" w:hAnsi="Times New Roman" w:cs="Times New Roman"/>
+          <w:sz w:val="28"/>
+          <w:szCs w:val="28"/>
+        </w:rPr>
+        <w:t>Ганта</w:t>
+      </w:r>
+      <w:proofErr w:type="spellEnd"/>
     </w:p>
     <w:p>
       <w:pPr>
@@ -1585,21 +1513,32 @@
           <w:rFonts w:ascii="Times New Roman" w:hAnsi="Times New Roman" w:cs="Times New Roman"/>
           <w:sz w:val="28"/>
           <w:szCs w:val="28"/>
-          <w:lang w:val="ru-RU"/>
-        </w:rPr>
-      </w:pPr>
-      <w:r>
-        <w:rPr>
-          <w:rFonts w:ascii="Times New Roman" w:hAnsi="Times New Roman" w:cs="Times New Roman"/>
+        </w:rPr>
+      </w:pPr>
+    </w:p>
+    <w:p>
+      <w:pPr>
+        <w:spacing w:after="0" w:line="360" w:lineRule="auto"/>
+        <w:jc w:val="center"/>
+        <w:rPr>
+          <w:rFonts w:ascii="Times New Roman" w:hAnsi="Times New Roman" w:cs="Times New Roman"/>
+          <w:sz w:val="28"/>
+          <w:szCs w:val="28"/>
+        </w:rPr>
+      </w:pPr>
+      <w:r>
+        <w:rPr>
+          <w:rFonts w:ascii="Times New Roman" w:hAnsi="Times New Roman" w:cs="Times New Roman"/>
+          <w:noProof/>
           <w:sz w:val="28"/>
           <w:szCs w:val="28"/>
         </w:rPr>
         <w:lastRenderedPageBreak/>
         <w:drawing>
-          <wp:inline distT="0" distB="0" distL="0" distR="0" wp14:anchorId="437DB595" wp14:editId="3DE12839">
-            <wp:extent cx="5276850" cy="2672771"/>
+          <wp:inline distT="0" distB="0" distL="0" distR="0" wp14:anchorId="07BB12D4" wp14:editId="744FEBF7">
+            <wp:extent cx="6390005" cy="937260"/>
             <wp:effectExtent l="0" t="0" r="0" b="0"/>
-            <wp:docPr id="9" name="Рисунок 9"/>
+            <wp:docPr id="10" name="Рисунок 10"/>
             <wp:cNvGraphicFramePr>
               <a:graphicFrameLocks xmlns:a="http://schemas.openxmlformats.org/drawingml/2006/main" noChangeAspect="1"/>
             </wp:cNvGraphicFramePr>
@@ -1619,7 +1558,7 @@
                   <pic:spPr>
                     <a:xfrm>
                       <a:off x="0" y="0"/>
-                      <a:ext cx="5301784" cy="2685400"/>
+                      <a:ext cx="6390005" cy="937260"/>
                     </a:xfrm>
                     <a:prstGeom prst="rect">
                       <a:avLst/>
@@ -1648,73 +1587,50 @@
           <w:sz w:val="28"/>
           <w:szCs w:val="28"/>
         </w:rPr>
-        <w:t>Рисунок 3.</w:t>
-      </w:r>
-      <w:r>
+        <w:t>Рисунок 3.4 – Витрати ресурсів за годину</w:t>
+      </w:r>
+    </w:p>
+    <w:p>
+      <w:pPr>
+        <w:spacing w:after="0" w:line="360" w:lineRule="auto"/>
+        <w:rPr>
+          <w:rFonts w:ascii="Times New Roman" w:hAnsi="Times New Roman" w:cs="Times New Roman"/>
+          <w:sz w:val="28"/>
+          <w:szCs w:val="28"/>
+        </w:rPr>
+      </w:pPr>
+      <w:r>
+        <w:rPr>
+          <w:rFonts w:ascii="Times New Roman" w:hAnsi="Times New Roman" w:cs="Times New Roman"/>
+          <w:sz w:val="28"/>
+          <w:szCs w:val="28"/>
+        </w:rPr>
+        <w:tab/>
+      </w:r>
+    </w:p>
+    <w:p>
+      <w:pPr>
+        <w:spacing w:after="0" w:line="360" w:lineRule="auto"/>
+        <w:jc w:val="center"/>
         <w:rPr>
           <w:rFonts w:ascii="Times New Roman" w:hAnsi="Times New Roman" w:cs="Times New Roman"/>
           <w:sz w:val="28"/>
           <w:szCs w:val="28"/>
           <w:lang w:val="ru-RU"/>
         </w:rPr>
-        <w:t>5</w:t>
-      </w:r>
-      <w:r>
-        <w:rPr>
-          <w:rFonts w:ascii="Times New Roman" w:hAnsi="Times New Roman" w:cs="Times New Roman"/>
-          <w:sz w:val="28"/>
-          <w:szCs w:val="28"/>
-        </w:rPr>
-        <w:t xml:space="preserve"> – </w:t>
-      </w:r>
-      <w:r>
-        <w:rPr>
-          <w:rFonts w:ascii="Times New Roman" w:hAnsi="Times New Roman" w:cs="Times New Roman"/>
-          <w:sz w:val="28"/>
-          <w:szCs w:val="28"/>
-        </w:rPr>
-        <w:t>Відображення витрат за кожною задачею</w:t>
-      </w:r>
-    </w:p>
-    <w:p>
-      <w:pPr>
-        <w:spacing w:after="0" w:line="360" w:lineRule="auto"/>
-        <w:rPr>
-          <w:rFonts w:ascii="Times New Roman" w:hAnsi="Times New Roman" w:cs="Times New Roman"/>
-          <w:sz w:val="28"/>
-          <w:szCs w:val="28"/>
-        </w:rPr>
-      </w:pPr>
-      <w:r>
-        <w:rPr>
-          <w:rFonts w:ascii="Times New Roman" w:hAnsi="Times New Roman" w:cs="Times New Roman"/>
-          <w:sz w:val="28"/>
-          <w:szCs w:val="28"/>
-        </w:rPr>
-        <w:tab/>
-      </w:r>
-    </w:p>
-    <w:p>
-      <w:pPr>
-        <w:spacing w:after="0" w:line="360" w:lineRule="auto"/>
-        <w:jc w:val="center"/>
-        <w:rPr>
-          <w:rFonts w:ascii="Times New Roman" w:hAnsi="Times New Roman" w:cs="Times New Roman"/>
-          <w:sz w:val="28"/>
-          <w:szCs w:val="28"/>
-        </w:rPr>
-      </w:pPr>
-      <w:r>
-        <w:rPr>
-          <w:rFonts w:ascii="Times New Roman" w:hAnsi="Times New Roman" w:cs="Times New Roman"/>
+      </w:pPr>
+      <w:r>
+        <w:rPr>
+          <w:rFonts w:ascii="Times New Roman" w:hAnsi="Times New Roman" w:cs="Times New Roman"/>
+          <w:noProof/>
           <w:sz w:val="28"/>
           <w:szCs w:val="28"/>
         </w:rPr>
         <w:drawing>
-          <wp:inline distT="0" distB="0" distL="0" distR="0" wp14:anchorId="71241554" wp14:editId="459392DB">
-            <wp:extent cx="6172200" cy="2021621"/>
+          <wp:inline distT="0" distB="0" distL="0" distR="0" wp14:anchorId="437DB595" wp14:editId="1C468523">
+            <wp:extent cx="5086350" cy="2576281"/>
             <wp:effectExtent l="0" t="0" r="0" b="0"/>
-            <wp:docPr id="11" name="Рисунок 11"/>
+            <wp:docPr id="9" name="Рисунок 9"/>
             <wp:cNvGraphicFramePr>
               <a:graphicFrameLocks xmlns:a="http://schemas.openxmlformats.org/drawingml/2006/main" noChangeAspect="1"/>
             </wp:cNvGraphicFramePr>
@@ -1734,7 +1650,7 @@
                   <pic:spPr>
                     <a:xfrm>
                       <a:off x="0" y="0"/>
-                      <a:ext cx="6190128" cy="2027493"/>
+                      <a:ext cx="5118560" cy="2592596"/>
                     </a:xfrm>
                     <a:prstGeom prst="rect">
                       <a:avLst/>
@@ -1772,7 +1688,7 @@
           <w:szCs w:val="28"/>
           <w:lang w:val="ru-RU"/>
         </w:rPr>
-        <w:t>6</w:t>
+        <w:t>5</w:t>
       </w:r>
       <w:r>
         <w:rPr>
@@ -1788,7 +1704,64 @@
           <w:sz w:val="28"/>
           <w:szCs w:val="28"/>
         </w:rPr>
-        <w:t>Відображення виділених ресурсів і ресурсів з перевищеною доступністю</w:t>
+        <w:t>Відображення витрат за кожною задачею</w:t>
+      </w:r>
+    </w:p>
+    <w:p>
+      <w:pPr>
+        <w:spacing w:after="0" w:line="360" w:lineRule="auto"/>
+        <w:jc w:val="both"/>
+        <w:rPr>
+          <w:rFonts w:ascii="Times New Roman" w:hAnsi="Times New Roman" w:cs="Times New Roman"/>
+          <w:sz w:val="28"/>
+          <w:szCs w:val="28"/>
+        </w:rPr>
+      </w:pPr>
+      <w:r>
+        <w:rPr>
+          <w:rFonts w:ascii="Times New Roman" w:hAnsi="Times New Roman" w:cs="Times New Roman"/>
+          <w:sz w:val="28"/>
+          <w:szCs w:val="28"/>
+        </w:rPr>
+        <w:tab/>
+      </w:r>
+    </w:p>
+    <w:p>
+      <w:pPr>
+        <w:spacing w:after="0" w:line="360" w:lineRule="auto"/>
+        <w:jc w:val="both"/>
+        <w:rPr>
+          <w:rFonts w:ascii="Times New Roman" w:hAnsi="Times New Roman" w:cs="Times New Roman"/>
+          <w:sz w:val="28"/>
+          <w:szCs w:val="28"/>
+        </w:rPr>
+      </w:pPr>
+      <w:r>
+        <w:rPr>
+          <w:rFonts w:ascii="Times New Roman" w:hAnsi="Times New Roman" w:cs="Times New Roman"/>
+          <w:sz w:val="28"/>
+          <w:szCs w:val="28"/>
+        </w:rPr>
+        <w:tab/>
+        <w:t>Від тривалості задач та витрат за годину ресурсом ми отримуємо загальні витрати на задачу.</w:t>
+      </w:r>
+    </w:p>
+    <w:p>
+      <w:pPr>
+        <w:spacing w:after="0" w:line="360" w:lineRule="auto"/>
+        <w:rPr>
+          <w:rFonts w:ascii="Times New Roman" w:hAnsi="Times New Roman" w:cs="Times New Roman"/>
+          <w:sz w:val="28"/>
+          <w:szCs w:val="28"/>
+        </w:rPr>
+      </w:pPr>
+      <w:r>
+        <w:rPr>
+          <w:rFonts w:ascii="Times New Roman" w:hAnsi="Times New Roman" w:cs="Times New Roman"/>
+          <w:sz w:val="28"/>
+          <w:szCs w:val="28"/>
+        </w:rPr>
+        <w:tab/>
       </w:r>
     </w:p>
     <w:p>
@@ -1801,28 +1774,18 @@
           <w:szCs w:val="28"/>
         </w:rPr>
       </w:pPr>
-    </w:p>
-    <w:p>
-      <w:pPr>
-        <w:spacing w:after="0" w:line="360" w:lineRule="auto"/>
-        <w:jc w:val="center"/>
-        <w:rPr>
-          <w:rFonts w:ascii="Times New Roman" w:hAnsi="Times New Roman" w:cs="Times New Roman"/>
-          <w:sz w:val="28"/>
-          <w:szCs w:val="28"/>
-        </w:rPr>
-      </w:pPr>
-      <w:r>
-        <w:rPr>
-          <w:rFonts w:ascii="Times New Roman" w:hAnsi="Times New Roman" w:cs="Times New Roman"/>
+      <w:r>
+        <w:rPr>
+          <w:rFonts w:ascii="Times New Roman" w:hAnsi="Times New Roman" w:cs="Times New Roman"/>
+          <w:noProof/>
           <w:sz w:val="28"/>
           <w:szCs w:val="28"/>
         </w:rPr>
         <w:drawing>
-          <wp:inline distT="0" distB="0" distL="0" distR="0" wp14:anchorId="3AB9954B" wp14:editId="256B6FE7">
-            <wp:extent cx="6076950" cy="2681274"/>
-            <wp:effectExtent l="0" t="0" r="0" b="5080"/>
-            <wp:docPr id="12" name="Рисунок 12"/>
+          <wp:inline distT="0" distB="0" distL="0" distR="0" wp14:anchorId="71241554" wp14:editId="459392DB">
+            <wp:extent cx="6172200" cy="2021621"/>
+            <wp:effectExtent l="0" t="0" r="0" b="0"/>
+            <wp:docPr id="11" name="Рисунок 11"/>
             <wp:cNvGraphicFramePr>
               <a:graphicFrameLocks xmlns:a="http://schemas.openxmlformats.org/drawingml/2006/main" noChangeAspect="1"/>
             </wp:cNvGraphicFramePr>
@@ -1842,7 +1805,7 @@
                   <pic:spPr>
                     <a:xfrm>
                       <a:off x="0" y="0"/>
-                      <a:ext cx="6080985" cy="2683054"/>
+                      <a:ext cx="6190128" cy="2027493"/>
                     </a:xfrm>
                     <a:prstGeom prst="rect">
                       <a:avLst/>
@@ -1878,8 +1841,9 @@
           <w:rFonts w:ascii="Times New Roman" w:hAnsi="Times New Roman" w:cs="Times New Roman"/>
           <w:sz w:val="28"/>
           <w:szCs w:val="28"/>
-        </w:rPr>
-        <w:t>7</w:t>
+          <w:lang w:val="ru-RU"/>
+        </w:rPr>
+        <w:t>6</w:t>
       </w:r>
       <w:r>
         <w:rPr>
@@ -1895,7 +1859,44 @@
           <w:sz w:val="28"/>
           <w:szCs w:val="28"/>
         </w:rPr>
-        <w:t>Оцінювання вірогідності ризику та прорахунку ціни ризику</w:t>
+        <w:t>Відображення виділених ресурсів і ресурсів з перевищеною доступністю</w:t>
+      </w:r>
+    </w:p>
+    <w:p>
+      <w:pPr>
+        <w:spacing w:after="0" w:line="360" w:lineRule="auto"/>
+        <w:rPr>
+          <w:rFonts w:ascii="Times New Roman" w:hAnsi="Times New Roman" w:cs="Times New Roman"/>
+          <w:sz w:val="28"/>
+          <w:szCs w:val="28"/>
+        </w:rPr>
+      </w:pPr>
+      <w:r>
+        <w:rPr>
+          <w:rFonts w:ascii="Times New Roman" w:hAnsi="Times New Roman" w:cs="Times New Roman"/>
+          <w:sz w:val="28"/>
+          <w:szCs w:val="28"/>
+        </w:rPr>
+        <w:tab/>
+      </w:r>
+    </w:p>
+    <w:p>
+      <w:pPr>
+        <w:spacing w:after="0" w:line="360" w:lineRule="auto"/>
+        <w:rPr>
+          <w:rFonts w:ascii="Times New Roman" w:hAnsi="Times New Roman" w:cs="Times New Roman"/>
+          <w:sz w:val="28"/>
+          <w:szCs w:val="28"/>
+        </w:rPr>
+      </w:pPr>
+      <w:r>
+        <w:rPr>
+          <w:rFonts w:ascii="Times New Roman" w:hAnsi="Times New Roman" w:cs="Times New Roman"/>
+          <w:sz w:val="28"/>
+          <w:szCs w:val="28"/>
+        </w:rPr>
+        <w:tab/>
+        <w:t>Ресурсів з перевищеною доступністю наразі нема, усі ресурси завантажені під 100%</w:t>
       </w:r>
     </w:p>
     <w:p>
@@ -1911,15 +1912,16 @@
       <w:r>
         <w:rPr>
           <w:rFonts w:ascii="Times New Roman" w:hAnsi="Times New Roman" w:cs="Times New Roman"/>
+          <w:noProof/>
           <w:sz w:val="28"/>
           <w:szCs w:val="28"/>
         </w:rPr>
         <w:lastRenderedPageBreak/>
         <w:drawing>
-          <wp:inline distT="0" distB="0" distL="0" distR="0" wp14:anchorId="2AD745B1" wp14:editId="0201DA29">
-            <wp:extent cx="3486150" cy="4585197"/>
-            <wp:effectExtent l="0" t="0" r="0" b="6350"/>
-            <wp:docPr id="13" name="Рисунок 13"/>
+          <wp:inline distT="0" distB="0" distL="0" distR="0" wp14:anchorId="3AB9954B" wp14:editId="256B6FE7">
+            <wp:extent cx="6076950" cy="2681274"/>
+            <wp:effectExtent l="0" t="0" r="0" b="5080"/>
+            <wp:docPr id="12" name="Рисунок 12"/>
             <wp:cNvGraphicFramePr>
               <a:graphicFrameLocks xmlns:a="http://schemas.openxmlformats.org/drawingml/2006/main" noChangeAspect="1"/>
             </wp:cNvGraphicFramePr>
@@ -1939,6 +1941,157 @@
                   <pic:spPr>
                     <a:xfrm>
                       <a:off x="0" y="0"/>
+                      <a:ext cx="6080985" cy="2683054"/>
+                    </a:xfrm>
+                    <a:prstGeom prst="rect">
+                      <a:avLst/>
+                    </a:prstGeom>
+                  </pic:spPr>
+                </pic:pic>
+              </a:graphicData>
+            </a:graphic>
+          </wp:inline>
+        </w:drawing>
+      </w:r>
+    </w:p>
+    <w:p>
+      <w:pPr>
+        <w:spacing w:after="0" w:line="360" w:lineRule="auto"/>
+        <w:jc w:val="center"/>
+        <w:rPr>
+          <w:rFonts w:ascii="Times New Roman" w:hAnsi="Times New Roman" w:cs="Times New Roman"/>
+          <w:sz w:val="28"/>
+          <w:szCs w:val="28"/>
+        </w:rPr>
+      </w:pPr>
+      <w:r>
+        <w:rPr>
+          <w:rFonts w:ascii="Times New Roman" w:hAnsi="Times New Roman" w:cs="Times New Roman"/>
+          <w:sz w:val="28"/>
+          <w:szCs w:val="28"/>
+        </w:rPr>
+        <w:t>Рисунок 3.</w:t>
+      </w:r>
+      <w:r>
+        <w:rPr>
+          <w:rFonts w:ascii="Times New Roman" w:hAnsi="Times New Roman" w:cs="Times New Roman"/>
+          <w:sz w:val="28"/>
+          <w:szCs w:val="28"/>
+        </w:rPr>
+        <w:t>7</w:t>
+      </w:r>
+      <w:r>
+        <w:rPr>
+          <w:rFonts w:ascii="Times New Roman" w:hAnsi="Times New Roman" w:cs="Times New Roman"/>
+          <w:sz w:val="28"/>
+          <w:szCs w:val="28"/>
+        </w:rPr>
+        <w:t xml:space="preserve"> – </w:t>
+      </w:r>
+      <w:r>
+        <w:rPr>
+          <w:rFonts w:ascii="Times New Roman" w:hAnsi="Times New Roman" w:cs="Times New Roman"/>
+          <w:sz w:val="28"/>
+          <w:szCs w:val="28"/>
+        </w:rPr>
+        <w:t>Оцінювання вірогідності ризику та прорахунку ціни ризику</w:t>
+      </w:r>
+    </w:p>
+    <w:p>
+      <w:pPr>
+        <w:spacing w:after="0" w:line="360" w:lineRule="auto"/>
+        <w:rPr>
+          <w:rFonts w:ascii="Times New Roman" w:hAnsi="Times New Roman" w:cs="Times New Roman"/>
+          <w:sz w:val="28"/>
+          <w:szCs w:val="28"/>
+        </w:rPr>
+      </w:pPr>
+      <w:r>
+        <w:rPr>
+          <w:rFonts w:ascii="Times New Roman" w:hAnsi="Times New Roman" w:cs="Times New Roman"/>
+          <w:sz w:val="28"/>
+          <w:szCs w:val="28"/>
+        </w:rPr>
+        <w:tab/>
+      </w:r>
+    </w:p>
+    <w:p>
+      <w:pPr>
+        <w:spacing w:after="0" w:line="360" w:lineRule="auto"/>
+        <w:rPr>
+          <w:rFonts w:ascii="Times New Roman" w:hAnsi="Times New Roman" w:cs="Times New Roman"/>
+          <w:sz w:val="28"/>
+          <w:szCs w:val="28"/>
+        </w:rPr>
+      </w:pPr>
+      <w:r>
+        <w:rPr>
+          <w:rFonts w:ascii="Times New Roman" w:hAnsi="Times New Roman" w:cs="Times New Roman"/>
+          <w:sz w:val="28"/>
+          <w:szCs w:val="28"/>
+        </w:rPr>
+        <w:tab/>
+      </w:r>
+      <w:r>
+        <w:rPr>
+          <w:rFonts w:ascii="Times New Roman" w:hAnsi="Times New Roman" w:cs="Times New Roman"/>
+          <w:sz w:val="28"/>
+          <w:szCs w:val="28"/>
+        </w:rPr>
+        <w:t>Ціна ризику прорахована за формулою: витрати * вірогідність ризику. Де вірогідність ризиків визначені експертним методом та задані вручну.</w:t>
+      </w:r>
+    </w:p>
+    <w:p>
+      <w:pPr>
+        <w:spacing w:after="0" w:line="360" w:lineRule="auto"/>
+        <w:rPr>
+          <w:rFonts w:ascii="Times New Roman" w:hAnsi="Times New Roman" w:cs="Times New Roman"/>
+          <w:sz w:val="28"/>
+          <w:szCs w:val="28"/>
+        </w:rPr>
+      </w:pPr>
+    </w:p>
+    <w:p>
+      <w:pPr>
+        <w:spacing w:after="0" w:line="360" w:lineRule="auto"/>
+        <w:jc w:val="center"/>
+        <w:rPr>
+          <w:rFonts w:ascii="Times New Roman" w:hAnsi="Times New Roman" w:cs="Times New Roman"/>
+          <w:sz w:val="28"/>
+          <w:szCs w:val="28"/>
+        </w:rPr>
+      </w:pPr>
+      <w:r>
+        <w:rPr>
+          <w:rFonts w:ascii="Times New Roman" w:hAnsi="Times New Roman" w:cs="Times New Roman"/>
+          <w:noProof/>
+          <w:sz w:val="28"/>
+          <w:szCs w:val="28"/>
+        </w:rPr>
+        <w:drawing>
+          <wp:inline distT="0" distB="0" distL="0" distR="0" wp14:anchorId="2AD745B1" wp14:editId="0201DA29">
+            <wp:extent cx="3486150" cy="4585197"/>
+            <wp:effectExtent l="0" t="0" r="0" b="6350"/>
+            <wp:docPr id="13" name="Рисунок 13"/>
+            <wp:cNvGraphicFramePr>
+              <a:graphicFrameLocks xmlns:a="http://schemas.openxmlformats.org/drawingml/2006/main" noChangeAspect="1"/>
+            </wp:cNvGraphicFramePr>
+            <a:graphic xmlns:a="http://schemas.openxmlformats.org/drawingml/2006/main">
+              <a:graphicData uri="http://schemas.openxmlformats.org/drawingml/2006/picture">
+                <pic:pic xmlns:pic="http://schemas.openxmlformats.org/drawingml/2006/picture">
+                  <pic:nvPicPr>
+                    <pic:cNvPr id="1" name=""/>
+                    <pic:cNvPicPr/>
+                  </pic:nvPicPr>
+                  <pic:blipFill>
+                    <a:blip r:embed="rId14"/>
+                    <a:stretch>
+                      <a:fillRect/>
+                    </a:stretch>
+                  </pic:blipFill>
+                  <pic:spPr>
+                    <a:xfrm>
+                      <a:off x="0" y="0"/>
                       <a:ext cx="3489744" cy="4589924"/>
                     </a:xfrm>
                     <a:prstGeom prst="rect">
@@ -1982,21 +2135,261 @@
     <w:p>
       <w:pPr>
         <w:spacing w:after="0" w:line="360" w:lineRule="auto"/>
-        <w:jc w:val="both"/>
-        <w:rPr>
-          <w:rFonts w:ascii="Times New Roman" w:hAnsi="Times New Roman" w:cs="Times New Roman"/>
-          <w:sz w:val="28"/>
-          <w:szCs w:val="28"/>
-        </w:rPr>
-      </w:pPr>
-      <w:r>
-        <w:rPr>
-          <w:rFonts w:ascii="Times New Roman" w:hAnsi="Times New Roman" w:cs="Times New Roman"/>
-          <w:sz w:val="28"/>
-          <w:szCs w:val="28"/>
-        </w:rPr>
+        <w:ind w:firstLine="709"/>
+        <w:jc w:val="both"/>
+        <w:rPr>
+          <w:rFonts w:ascii="Times New Roman" w:hAnsi="Times New Roman" w:cs="Times New Roman"/>
+          <w:sz w:val="28"/>
+          <w:szCs w:val="28"/>
+        </w:rPr>
+      </w:pPr>
+      <w:r>
+        <w:rPr>
+          <w:rFonts w:ascii="Times New Roman" w:hAnsi="Times New Roman" w:cs="Times New Roman"/>
+          <w:sz w:val="28"/>
+          <w:szCs w:val="28"/>
+        </w:rPr>
+        <w:lastRenderedPageBreak/>
         <w:tab/>
       </w:r>
+      <w:r>
+        <w:rPr>
+          <w:rFonts w:ascii="Times New Roman" w:hAnsi="Times New Roman" w:cs="Times New Roman"/>
+          <w:sz w:val="28"/>
+          <w:szCs w:val="28"/>
+          <w:lang w:val="en-US"/>
+        </w:rPr>
+        <w:t>PERT</w:t>
+      </w:r>
+      <w:r>
+        <w:rPr>
+          <w:rFonts w:ascii="Times New Roman" w:hAnsi="Times New Roman" w:cs="Times New Roman"/>
+          <w:sz w:val="28"/>
+          <w:szCs w:val="28"/>
+        </w:rPr>
+        <w:t xml:space="preserve">-оцінка визначається за формулою </w:t>
+      </w:r>
+      <m:oMath>
+        <m:r>
+          <w:rPr>
+            <w:rFonts w:ascii="Cambria Math" w:hAnsi="Cambria Math" w:cs="Times New Roman"/>
+            <w:sz w:val="28"/>
+            <w:szCs w:val="28"/>
+          </w:rPr>
+          <m:t>P</m:t>
+        </m:r>
+        <m:r>
+          <w:rPr>
+            <w:rFonts w:ascii="Cambria Math" w:hAnsi="Cambria Math" w:cs="Times New Roman"/>
+            <w:sz w:val="28"/>
+            <w:szCs w:val="28"/>
+            <w:lang w:val="en-US"/>
+          </w:rPr>
+          <m:t>ERT=</m:t>
+        </m:r>
+        <m:f>
+          <m:fPr>
+            <m:ctrlPr>
+              <w:rPr>
+                <w:rFonts w:ascii="Cambria Math" w:hAnsi="Cambria Math" w:cs="Times New Roman"/>
+                <w:i/>
+                <w:sz w:val="28"/>
+                <w:szCs w:val="28"/>
+                <w:lang w:val="en-US"/>
+              </w:rPr>
+            </m:ctrlPr>
+          </m:fPr>
+          <m:num>
+            <m:r>
+              <w:rPr>
+                <w:rFonts w:ascii="Cambria Math" w:hAnsi="Cambria Math" w:cs="Times New Roman"/>
+                <w:sz w:val="28"/>
+                <w:szCs w:val="28"/>
+                <w:lang w:val="en-US"/>
+              </w:rPr>
+              <m:t>O+4M+P</m:t>
+            </m:r>
+          </m:num>
+          <m:den>
+            <m:r>
+              <w:rPr>
+                <w:rFonts w:ascii="Cambria Math" w:hAnsi="Cambria Math" w:cs="Times New Roman"/>
+                <w:sz w:val="28"/>
+                <w:szCs w:val="28"/>
+                <w:lang w:val="en-US"/>
+              </w:rPr>
+              <m:t>6</m:t>
+            </m:r>
+          </m:den>
+        </m:f>
+      </m:oMath>
+      <w:r>
+        <w:rPr>
+          <w:rFonts w:ascii="Times New Roman" w:hAnsi="Times New Roman" w:cs="Times New Roman"/>
+          <w:sz w:val="28"/>
+          <w:szCs w:val="28"/>
+          <w:lang w:val="en-US"/>
+        </w:rPr>
+        <w:t xml:space="preserve">, </w:t>
+      </w:r>
+    </w:p>
+    <w:p>
+      <w:pPr>
+        <w:spacing w:after="0" w:line="360" w:lineRule="auto"/>
+        <w:ind w:firstLine="709"/>
+        <w:jc w:val="both"/>
+        <w:rPr>
+          <w:rFonts w:ascii="Times New Roman" w:hAnsi="Times New Roman" w:cs="Times New Roman"/>
+          <w:sz w:val="28"/>
+          <w:szCs w:val="28"/>
+        </w:rPr>
+      </w:pPr>
+      <w:r>
+        <w:rPr>
+          <w:rFonts w:ascii="Times New Roman" w:hAnsi="Times New Roman" w:cs="Times New Roman"/>
+          <w:sz w:val="28"/>
+          <w:szCs w:val="28"/>
+        </w:rPr>
+        <w:t>д</w:t>
+      </w:r>
+      <w:r>
+        <w:rPr>
+          <w:rFonts w:ascii="Times New Roman" w:hAnsi="Times New Roman" w:cs="Times New Roman"/>
+          <w:sz w:val="28"/>
+          <w:szCs w:val="28"/>
+        </w:rPr>
+        <w:t>е</w:t>
+      </w:r>
+      <w:r>
+        <w:rPr>
+          <w:rFonts w:ascii="Times New Roman" w:hAnsi="Times New Roman" w:cs="Times New Roman"/>
+          <w:sz w:val="28"/>
+          <w:szCs w:val="28"/>
+        </w:rPr>
+        <w:t>:</w:t>
+      </w:r>
+    </w:p>
+    <w:p>
+      <w:pPr>
+        <w:pStyle w:val="a7"/>
+        <w:numPr>
+          <w:ilvl w:val="1"/>
+          <w:numId w:val="21"/>
+        </w:numPr>
+        <w:spacing w:after="0" w:line="360" w:lineRule="auto"/>
+        <w:ind w:left="0" w:firstLine="709"/>
+        <w:contextualSpacing w:val="0"/>
+        <w:jc w:val="both"/>
+        <w:rPr>
+          <w:rFonts w:ascii="Times New Roman" w:hAnsi="Times New Roman" w:cs="Times New Roman"/>
+          <w:sz w:val="28"/>
+          <w:szCs w:val="28"/>
+        </w:rPr>
+      </w:pPr>
+      <w:r>
+        <w:rPr>
+          <w:rFonts w:ascii="Times New Roman" w:hAnsi="Times New Roman" w:cs="Times New Roman"/>
+          <w:sz w:val="28"/>
+          <w:szCs w:val="28"/>
+        </w:rPr>
+        <w:t>О – оптимістична тривалість (80% від тривалості)</w:t>
+      </w:r>
+      <w:r>
+        <w:rPr>
+          <w:rFonts w:ascii="Times New Roman" w:hAnsi="Times New Roman" w:cs="Times New Roman"/>
+          <w:sz w:val="28"/>
+          <w:szCs w:val="28"/>
+        </w:rPr>
+        <w:t>;</w:t>
+      </w:r>
+    </w:p>
+    <w:p>
+      <w:pPr>
+        <w:pStyle w:val="a7"/>
+        <w:numPr>
+          <w:ilvl w:val="1"/>
+          <w:numId w:val="21"/>
+        </w:numPr>
+        <w:spacing w:after="0" w:line="360" w:lineRule="auto"/>
+        <w:ind w:left="0" w:firstLine="709"/>
+        <w:contextualSpacing w:val="0"/>
+        <w:jc w:val="both"/>
+        <w:rPr>
+          <w:rFonts w:ascii="Times New Roman" w:hAnsi="Times New Roman" w:cs="Times New Roman"/>
+          <w:sz w:val="28"/>
+          <w:szCs w:val="28"/>
+        </w:rPr>
+      </w:pPr>
+      <w:r>
+        <w:rPr>
+          <w:rFonts w:ascii="Times New Roman" w:hAnsi="Times New Roman" w:cs="Times New Roman"/>
+          <w:sz w:val="28"/>
+          <w:szCs w:val="28"/>
+        </w:rPr>
+        <w:t xml:space="preserve">М – </w:t>
+      </w:r>
+      <w:r>
+        <w:rPr>
+          <w:rFonts w:ascii="Times New Roman" w:hAnsi="Times New Roman" w:cs="Times New Roman"/>
+          <w:sz w:val="28"/>
+          <w:szCs w:val="28"/>
+        </w:rPr>
+        <w:t>очікувана;</w:t>
+      </w:r>
+    </w:p>
+    <w:p>
+      <w:pPr>
+        <w:pStyle w:val="a7"/>
+        <w:numPr>
+          <w:ilvl w:val="1"/>
+          <w:numId w:val="21"/>
+        </w:numPr>
+        <w:spacing w:after="0" w:line="360" w:lineRule="auto"/>
+        <w:ind w:left="0" w:firstLine="709"/>
+        <w:contextualSpacing w:val="0"/>
+        <w:jc w:val="both"/>
+        <w:rPr>
+          <w:rFonts w:ascii="Times New Roman" w:hAnsi="Times New Roman" w:cs="Times New Roman"/>
+          <w:sz w:val="28"/>
+          <w:szCs w:val="28"/>
+        </w:rPr>
+      </w:pPr>
+      <w:r>
+        <w:rPr>
+          <w:rFonts w:ascii="Times New Roman" w:hAnsi="Times New Roman" w:cs="Times New Roman"/>
+          <w:sz w:val="28"/>
+          <w:szCs w:val="28"/>
+          <w:lang w:val="en-US"/>
+        </w:rPr>
+        <w:t xml:space="preserve">P </w:t>
+      </w:r>
+      <w:r>
+        <w:rPr>
+          <w:rFonts w:ascii="Times New Roman" w:hAnsi="Times New Roman" w:cs="Times New Roman"/>
+          <w:sz w:val="28"/>
+          <w:szCs w:val="28"/>
+        </w:rPr>
+        <w:t>– песимістична (20% до тривалості)</w:t>
+      </w:r>
+      <w:r>
+        <w:rPr>
+          <w:rFonts w:ascii="Times New Roman" w:hAnsi="Times New Roman" w:cs="Times New Roman"/>
+          <w:sz w:val="28"/>
+          <w:szCs w:val="28"/>
+        </w:rPr>
+        <w:t>.</w:t>
+      </w:r>
+    </w:p>
+    <w:p>
+      <w:pPr>
+        <w:spacing w:after="0" w:line="360" w:lineRule="auto"/>
+        <w:jc w:val="both"/>
+        <w:rPr>
+          <w:rFonts w:ascii="Times New Roman" w:hAnsi="Times New Roman" w:cs="Times New Roman"/>
+          <w:sz w:val="28"/>
+          <w:szCs w:val="28"/>
+        </w:rPr>
+      </w:pPr>
     </w:p>
     <w:p>
       <w:pPr>
@@ -2221,15 +2614,7 @@
           <w:sz w:val="28"/>
           <w:szCs w:val="28"/>
         </w:rPr>
-        <w:t xml:space="preserve">Перевищення бюджету </w:t>
-      </w:r>
-      <w:r>
-        <w:rPr>
-          <w:rFonts w:ascii="Times New Roman" w:hAnsi="Times New Roman" w:cs="Times New Roman"/>
-          <w:sz w:val="28"/>
-          <w:szCs w:val="28"/>
-        </w:rPr>
-        <w:t>проекту</w:t>
+        <w:t>Перевищення бюджету проекту</w:t>
       </w:r>
       <w:r>
         <w:rPr>
@@ -2415,15 +2800,7 @@
           <w:sz w:val="28"/>
           <w:szCs w:val="28"/>
         </w:rPr>
-        <w:t>Тригери</w:t>
-      </w:r>
-      <w:r>
-        <w:rPr>
-          <w:rFonts w:ascii="Times New Roman" w:hAnsi="Times New Roman" w:cs="Times New Roman"/>
-          <w:sz w:val="28"/>
-          <w:szCs w:val="28"/>
-        </w:rPr>
-        <w:t xml:space="preserve"> (індикатори ризиків)</w:t>
+        <w:t>Тригери (індикатори ризиків)</w:t>
       </w:r>
       <w:r>
         <w:rPr>
@@ -2458,7 +2835,6 @@
           <w:sz w:val="28"/>
           <w:szCs w:val="28"/>
         </w:rPr>
-        <w:lastRenderedPageBreak/>
         <w:t>Відставання від графіка (зсув дат задач)</w:t>
       </w:r>
       <w:r>
@@ -2851,6 +3227,7 @@
                 <w:sz w:val="28"/>
                 <w:szCs w:val="28"/>
               </w:rPr>
+              <w:lastRenderedPageBreak/>
               <w:t>Перевищення бюджету</w:t>
             </w:r>
           </w:p>
@@ -3690,24 +4067,7 @@
           <w:sz w:val="28"/>
           <w:szCs w:val="28"/>
         </w:rPr>
-        <w:lastRenderedPageBreak/>
-        <w:t xml:space="preserve">Менеджер </w:t>
-      </w:r>
-      <w:r>
-        <w:rPr>
-          <w:rFonts w:ascii="Times New Roman" w:hAnsi="Times New Roman" w:cs="Times New Roman"/>
-          <w:sz w:val="28"/>
-          <w:szCs w:val="28"/>
-        </w:rPr>
-        <w:t>проекту</w:t>
-      </w:r>
-      <w:r>
-        <w:rPr>
-          <w:rFonts w:ascii="Times New Roman" w:hAnsi="Times New Roman" w:cs="Times New Roman"/>
-          <w:sz w:val="28"/>
-          <w:szCs w:val="28"/>
-        </w:rPr>
-        <w:t xml:space="preserve"> </w:t>
+        <w:t xml:space="preserve">Менеджер проекту </w:t>
       </w:r>
       <w:r>
         <w:rPr>
@@ -4091,6 +4451,7 @@
           <w:sz w:val="28"/>
           <w:szCs w:val="28"/>
         </w:rPr>
+        <w:lastRenderedPageBreak/>
         <w:t xml:space="preserve">Спрощення обробки даних </w:t>
       </w:r>
     </w:p>
@@ -4159,15 +4520,7 @@
           <w:sz w:val="28"/>
           <w:szCs w:val="28"/>
         </w:rPr>
-        <w:t>з методами визначення ризиків проекту за допомогою середовища MS Project.</w:t>
-      </w:r>
-      <w:r>
-        <w:rPr>
-          <w:rFonts w:ascii="Times New Roman" w:eastAsia="Times New Roman" w:hAnsi="Times New Roman" w:cs="Times New Roman"/>
-          <w:sz w:val="28"/>
-          <w:szCs w:val="28"/>
-        </w:rPr>
-        <w:t xml:space="preserve"> Визначили задачі з високим ризиком на підставі даних про тривалість і критичного шляху, визначили ризики бюджету, ризики ресурсів, вказали вірогідність ризиків для деяких задач і розрахували очікувані втрати. Оцінили тривалість задач методом PERT. Розробили план з управління ризиками та зберегли проміжний план.</w:t>
+        <w:t>з методами визначення ризиків проекту за допомогою середовища MS Project. Визначили задачі з високим ризиком на підставі даних про тривалість і критичного шляху, визначили ризики бюджету, ризики ресурсів, вказали вірогідність ризиків для деяких задач і розрахували очікувані втрати. Оцінили тривалість задач методом PERT. Розробили план з управління ризиками та зберегли проміжний план.</w:t>
       </w:r>
     </w:p>
     <w:p>
@@ -4528,7 +4881,6 @@
           <w:sz w:val="28"/>
           <w:szCs w:val="28"/>
         </w:rPr>
-        <w:lastRenderedPageBreak/>
         <w:t>Як можна визначити задачу з високим ризиком?</w:t>
       </w:r>
     </w:p>
@@ -4751,7 +5103,16 @@
           <w:sz w:val="28"/>
           <w:szCs w:val="28"/>
         </w:rPr>
-        <w:t>. Для цього порівнюють заплановані витрати з доступним бюджетом та визначають задачі з найбільшими витратами. Якщо існує ймовірність перевищення бюджету, це свідчить про наявність ризику.</w:t>
+        <w:t xml:space="preserve">. Для цього порівнюють заплановані витрати з доступним бюджетом та визначають задачі з </w:t>
+      </w:r>
+      <w:r>
+        <w:rPr>
+          <w:rFonts w:ascii="Times New Roman" w:eastAsia="Times New Roman" w:hAnsi="Times New Roman" w:cs="Times New Roman"/>
+          <w:sz w:val="28"/>
+          <w:szCs w:val="28"/>
+        </w:rPr>
+        <w:lastRenderedPageBreak/>
+        <w:t>найбільшими витратами. Якщо існує ймовірність перевищення бюджету, це свідчить про наявність ризику.</w:t>
       </w:r>
     </w:p>
     <w:p>
@@ -5128,7 +5489,6 @@
           <w:sz w:val="28"/>
           <w:szCs w:val="28"/>
         </w:rPr>
-        <w:lastRenderedPageBreak/>
         <w:t>Метод PERT використовується для оцінювання тривалості задач на основі трьох оцінок:</w:t>
       </w:r>
     </w:p>
@@ -5332,6 +5692,7 @@
           <w:sz w:val="28"/>
           <w:szCs w:val="28"/>
         </w:rPr>
+        <w:lastRenderedPageBreak/>
         <w:t xml:space="preserve">План управління ризиками призначений для виявлення, аналізу та мінімізації впливу ризиків на </w:t>
       </w:r>
       <w:r>
@@ -5568,7 +5929,7 @@
 </file>
 
 <file path=word/numbering.xml><?xml version="1.0" encoding="utf-8"?>
-<w:numbering xmlns:wpc="http://schemas.microsoft.com/office/word/2010/wordprocessingCanvas" xmlns:cx="http://schemas.microsoft.com/office/drawing/2014/chartex" xmlns:cx1="http://schemas.microsoft.com/office/drawing/2015/9/8/chartex" xmlns:cx2="http://schemas.microsoft.com/office/drawing/2015/10/21/chartex" xmlns:cx3="http://schemas.microsoft.com/office/drawing/2016/5/9/chartex" xmlns:cx4="http://schemas.microsoft.com/office/drawing/2016/5/10/chartex" xmlns:cx5="http://schemas.microsoft.com/office/drawing/2016/5/11/chartex" xmlns:cx6="http://schemas.microsoft.com/office/drawing/2016/5/12/chartex" xmlns:cx7="http://schemas.microsoft.com/office/drawing/2016/5/13/chartex" xmlns:cx8="http://schemas.microsoft.com/office/drawing/2016/5/14/chartex" xmlns:mc="http://schemas.openxmlformats.org/markup-compatibility/2006" xmlns:aink="http://schemas.microsoft.com/office/drawing/2016/ink" xmlns:am3d="http://schemas.microsoft.com/office/drawing/2017/model3d" xmlns:o="urn:schemas-microsoft-com:office:office" xmlns:r="http://schemas.openxmlformats.org/officeDocument/2006/relationships" xmlns:m="http://schemas.openxmlformats.org/officeDocument/2006/math" xmlns:v="urn:schemas-microsoft-com:vml" xmlns:wp14="http://schemas.microsoft.com/office/word/2010/wordprocessingDrawing" xmlns:wp="http://schemas.openxmlformats.org/drawingml/2006/wordprocessingDrawing" xmlns:w10="urn:schemas-microsoft-com:office:word" xmlns:w="http://schemas.openxmlformats.org/wordprocessingml/2006/main" xmlns:w14="http://schemas.microsoft.com/office/word/2010/wordml" xmlns:w15="http://schemas.microsoft.com/office/word/2012/wordml" xmlns:w16cex="http://schemas.microsoft.com/office/word/2018/wordml/cex" xmlns:w16cid="http://schemas.microsoft.com/office/word/2016/wordml/cid" xmlns:w16="http://schemas.microsoft.com/office/word/2018/wordml" xmlns:w16sdtdh="http://schemas.microsoft.com/office/word/2020/wordml/sdtdatahash" xmlns:w16se="http://schemas.microsoft.com/office/word/2015/wordml/symex" xmlns:wpg="http://schemas.microsoft.com/office/word/2010/wordprocessingGroup" xmlns:wpi="http://schemas.microsoft.com/office/word/2010/wordprocessingInk" xmlns:wne="http://schemas.microsoft.com/office/word/2006/wordml" xmlns:wps="http://schemas.microsoft.com/office/word/2010/wordprocessingShape" mc:Ignorable="w14 w15 w16se w16cid w16 w16cex w16sdtdh wp14">
+<w:numbering xmlns:wpc="http://schemas.microsoft.com/office/word/2010/wordprocessingCanvas" xmlns:cx="http://schemas.microsoft.com/office/drawing/2014/chartex" xmlns:cx1="http://schemas.microsoft.com/office/drawing/2015/9/8/chartex" xmlns:cx2="http://schemas.microsoft.com/office/drawing/2015/10/21/chartex" xmlns:cx3="http://schemas.microsoft.com/office/drawing/2016/5/9/chartex" xmlns:cx4="http://schemas.microsoft.com/office/drawing/2016/5/10/chartex" xmlns:cx5="http://schemas.microsoft.com/office/drawing/2016/5/11/chartex" xmlns:cx6="http://schemas.microsoft.com/office/drawing/2016/5/12/chartex" xmlns:cx7="http://schemas.microsoft.com/office/drawing/2016/5/13/chartex" xmlns:cx8="http://schemas.microsoft.com/office/drawing/2016/5/14/chartex" xmlns:mc="http://schemas.openxmlformats.org/markup-compatibility/2006" xmlns:aink="http://schemas.microsoft.com/office/drawing/2016/ink" xmlns:am3d="http://schemas.microsoft.com/office/drawing/2017/model3d" xmlns:o="urn:schemas-microsoft-com:office:office" xmlns:oel="http://schemas.microsoft.com/office/2019/extlst" xmlns:r="http://schemas.openxmlformats.org/officeDocument/2006/relationships" xmlns:m="http://schemas.openxmlformats.org/officeDocument/2006/math" xmlns:v="urn:schemas-microsoft-com:vml" xmlns:wp14="http://schemas.microsoft.com/office/word/2010/wordprocessingDrawing" xmlns:wp="http://schemas.openxmlformats.org/drawingml/2006/wordprocessingDrawing" xmlns:w10="urn:schemas-microsoft-com:office:word" xmlns:w="http://schemas.openxmlformats.org/wordprocessingml/2006/main" xmlns:w14="http://schemas.microsoft.com/office/word/2010/wordml" xmlns:w15="http://schemas.microsoft.com/office/word/2012/wordml" xmlns:w16cex="http://schemas.microsoft.com/office/word/2018/wordml/cex" xmlns:w16cid="http://schemas.microsoft.com/office/word/2016/wordml/cid" xmlns:w16="http://schemas.microsoft.com/office/word/2018/wordml" xmlns:w16du="http://schemas.microsoft.com/office/word/2023/wordml/word16du" xmlns:w16sdtdh="http://schemas.microsoft.com/office/word/2020/wordml/sdtdatahash" xmlns:w16sdtfl="http://schemas.microsoft.com/office/word/2024/wordml/sdtformatlock" xmlns:w16se="http://schemas.microsoft.com/office/word/2015/wordml/symex" xmlns:wpg="http://schemas.microsoft.com/office/word/2010/wordprocessingGroup" xmlns:wpi="http://schemas.microsoft.com/office/word/2010/wordprocessingInk" xmlns:wne="http://schemas.microsoft.com/office/word/2006/wordml" xmlns:wps="http://schemas.microsoft.com/office/word/2010/wordprocessingShape" mc:Ignorable="w14 w15 w16se w16cid w16 w16cex w16sdtdh w16sdtfl w16du wp14">
   <w:abstractNum w:abstractNumId="0" w15:restartNumberingAfterBreak="0">
     <w:nsid w:val="06187D8D"/>
     <w:multiLevelType w:val="multilevel"/>
@@ -6002,6 +6363,120 @@
     </w:lvl>
   </w:abstractNum>
   <w:abstractNum w:abstractNumId="3" w15:restartNumberingAfterBreak="0">
+    <w:nsid w:val="137C4136"/>
+    <w:multiLevelType w:val="hybridMultilevel"/>
+    <w:tmpl w:val="9C40E730"/>
+    <w:lvl w:ilvl="0" w:tplc="2E585F3E">
+      <w:start w:val="1"/>
+      <w:numFmt w:val="bullet"/>
+      <w:lvlText w:val=""/>
+      <w:lvlJc w:val="left"/>
+      <w:pPr>
+        <w:ind w:left="1440" w:hanging="360"/>
+      </w:pPr>
+      <w:rPr>
+        <w:rFonts w:ascii="Symbol" w:hAnsi="Symbol" w:hint="default"/>
+      </w:rPr>
+    </w:lvl>
+    <w:lvl w:ilvl="1" w:tplc="25429918">
+      <w:start w:val="1"/>
+      <w:numFmt w:val="bullet"/>
+      <w:suff w:val="space"/>
+      <w:lvlText w:val=""/>
+      <w:lvlJc w:val="left"/>
+      <w:pPr>
+        <w:ind w:left="1440" w:hanging="360"/>
+      </w:pPr>
+      <w:rPr>
+        <w:rFonts w:ascii="Symbol" w:hAnsi="Symbol" w:hint="default"/>
+      </w:rPr>
+    </w:lvl>
+    <w:lvl w:ilvl="2" w:tplc="20000005" w:tentative="1">
+      <w:start w:val="1"/>
+      <w:numFmt w:val="bullet"/>
+      <w:lvlText w:val=""/>
+      <w:lvlJc w:val="left"/>
+      <w:pPr>
+        <w:ind w:left="2160" w:hanging="360"/>
+      </w:pPr>
+      <w:rPr>
+        <w:rFonts w:ascii="Wingdings" w:hAnsi="Wingdings" w:hint="default"/>
+      </w:rPr>
+    </w:lvl>
+    <w:lvl w:ilvl="3" w:tplc="20000001" w:tentative="1">
+      <w:start w:val="1"/>
+      <w:numFmt w:val="bullet"/>
+      <w:lvlText w:val=""/>
+      <w:lvlJc w:val="left"/>
+      <w:pPr>
+        <w:ind w:left="2880" w:hanging="360"/>
+      </w:pPr>
+      <w:rPr>
+        <w:rFonts w:ascii="Symbol" w:hAnsi="Symbol" w:hint="default"/>
+      </w:rPr>
+    </w:lvl>
+    <w:lvl w:ilvl="4" w:tplc="20000003" w:tentative="1">
+      <w:start w:val="1"/>
+      <w:numFmt w:val="bullet"/>
+      <w:lvlText w:val="o"/>
+      <w:lvlJc w:val="left"/>
+      <w:pPr>
+        <w:ind w:left="3600" w:hanging="360"/>
+      </w:pPr>
+      <w:rPr>
+        <w:rFonts w:ascii="Courier New" w:hAnsi="Courier New" w:cs="Courier New" w:hint="default"/>
+      </w:rPr>
+    </w:lvl>
+    <w:lvl w:ilvl="5" w:tplc="20000005" w:tentative="1">
+      <w:start w:val="1"/>
+      <w:numFmt w:val="bullet"/>
+      <w:lvlText w:val=""/>
+      <w:lvlJc w:val="left"/>
+      <w:pPr>
+        <w:ind w:left="4320" w:hanging="360"/>
+      </w:pPr>
+      <w:rPr>
+        <w:rFonts w:ascii="Wingdings" w:hAnsi="Wingdings" w:hint="default"/>
+      </w:rPr>
+    </w:lvl>
+    <w:lvl w:ilvl="6" w:tplc="20000001" w:tentative="1">
+      <w:start w:val="1"/>
+      <w:numFmt w:val="bullet"/>
+      <w:lvlText w:val=""/>
+      <w:lvlJc w:val="left"/>
+      <w:pPr>
+        <w:ind w:left="5040" w:hanging="360"/>
+      </w:pPr>
+      <w:rPr>
+        <w:rFonts w:ascii="Symbol" w:hAnsi="Symbol" w:hint="default"/>
+      </w:rPr>
+    </w:lvl>
+    <w:lvl w:ilvl="7" w:tplc="20000003" w:tentative="1">
+      <w:start w:val="1"/>
+      <w:numFmt w:val="bullet"/>
+      <w:lvlText w:val="o"/>
+      <w:lvlJc w:val="left"/>
+      <w:pPr>
+        <w:ind w:left="5760" w:hanging="360"/>
+      </w:pPr>
+      <w:rPr>
+        <w:rFonts w:ascii="Courier New" w:hAnsi="Courier New" w:cs="Courier New" w:hint="default"/>
+      </w:rPr>
+    </w:lvl>
+    <w:lvl w:ilvl="8" w:tplc="20000005" w:tentative="1">
+      <w:start w:val="1"/>
+      <w:numFmt w:val="bullet"/>
+      <w:lvlText w:val=""/>
+      <w:lvlJc w:val="left"/>
+      <w:pPr>
+        <w:ind w:left="6480" w:hanging="360"/>
+      </w:pPr>
+      <w:rPr>
+        <w:rFonts w:ascii="Wingdings" w:hAnsi="Wingdings" w:hint="default"/>
+      </w:rPr>
+    </w:lvl>
+  </w:abstractNum>
+  <w:abstractNum w:abstractNumId="4" w15:restartNumberingAfterBreak="0">
     <w:nsid w:val="16AF6A22"/>
     <w:multiLevelType w:val="multilevel"/>
     <w:tmpl w:val="DC124F62"/>
@@ -6138,7 +6613,7 @@
       </w:rPr>
     </w:lvl>
   </w:abstractNum>
-  <w:abstractNum w:abstractNumId="4" w15:restartNumberingAfterBreak="0">
+  <w:abstractNum w:abstractNumId="5" w15:restartNumberingAfterBreak="0">
     <w:nsid w:val="16EE6AA6"/>
     <w:multiLevelType w:val="multilevel"/>
     <w:tmpl w:val="33C450CC"/>
@@ -6285,7 +6760,7 @@
       </w:rPr>
     </w:lvl>
   </w:abstractNum>
-  <w:abstractNum w:abstractNumId="5" w15:restartNumberingAfterBreak="0">
+  <w:abstractNum w:abstractNumId="6" w15:restartNumberingAfterBreak="0">
     <w:nsid w:val="1BAE05ED"/>
     <w:multiLevelType w:val="multilevel"/>
     <w:tmpl w:val="46AE0C46"/>
@@ -6432,7 +6907,7 @@
       </w:rPr>
     </w:lvl>
   </w:abstractNum>
-  <w:abstractNum w:abstractNumId="6" w15:restartNumberingAfterBreak="0">
+  <w:abstractNum w:abstractNumId="7" w15:restartNumberingAfterBreak="0">
     <w:nsid w:val="366F70C2"/>
     <w:multiLevelType w:val="multilevel"/>
     <w:tmpl w:val="0E1EF57E"/>
@@ -6579,7 +7054,7 @@
       </w:rPr>
     </w:lvl>
   </w:abstractNum>
-  <w:abstractNum w:abstractNumId="7" w15:restartNumberingAfterBreak="0">
+  <w:abstractNum w:abstractNumId="8" w15:restartNumberingAfterBreak="0">
     <w:nsid w:val="3AE353B4"/>
     <w:multiLevelType w:val="multilevel"/>
     <w:tmpl w:val="429E3AB4"/>
@@ -6726,7 +7201,7 @@
       </w:rPr>
     </w:lvl>
   </w:abstractNum>
-  <w:abstractNum w:abstractNumId="8" w15:restartNumberingAfterBreak="0">
+  <w:abstractNum w:abstractNumId="9" w15:restartNumberingAfterBreak="0">
     <w:nsid w:val="3CAA09A7"/>
     <w:multiLevelType w:val="multilevel"/>
     <w:tmpl w:val="6BAE596C"/>
@@ -6873,7 +7348,7 @@
       </w:rPr>
     </w:lvl>
   </w:abstractNum>
-  <w:abstractNum w:abstractNumId="9" w15:restartNumberingAfterBreak="0">
+  <w:abstractNum w:abstractNumId="10" w15:restartNumberingAfterBreak="0">
     <w:nsid w:val="3FA021F7"/>
     <w:multiLevelType w:val="multilevel"/>
     <w:tmpl w:val="8068A83C"/>
@@ -7020,7 +7495,7 @@
       </w:rPr>
     </w:lvl>
   </w:abstractNum>
-  <w:abstractNum w:abstractNumId="10" w15:restartNumberingAfterBreak="0">
+  <w:abstractNum w:abstractNumId="11" w15:restartNumberingAfterBreak="0">
     <w:nsid w:val="3FD92237"/>
     <w:multiLevelType w:val="multilevel"/>
     <w:tmpl w:val="54468A24"/>
@@ -7167,7 +7642,7 @@
       </w:rPr>
     </w:lvl>
   </w:abstractNum>
-  <w:abstractNum w:abstractNumId="11" w15:restartNumberingAfterBreak="0">
+  <w:abstractNum w:abstractNumId="12" w15:restartNumberingAfterBreak="0">
     <w:nsid w:val="44DF73AD"/>
     <w:multiLevelType w:val="multilevel"/>
     <w:tmpl w:val="10502E28"/>
@@ -7314,7 +7789,7 @@
       </w:rPr>
     </w:lvl>
   </w:abstractNum>
-  <w:abstractNum w:abstractNumId="12" w15:restartNumberingAfterBreak="0">
+  <w:abstractNum w:abstractNumId="13" w15:restartNumberingAfterBreak="0">
     <w:nsid w:val="4C813B6A"/>
     <w:multiLevelType w:val="multilevel"/>
     <w:tmpl w:val="23F28030"/>
@@ -7452,7 +7927,7 @@
       </w:rPr>
     </w:lvl>
   </w:abstractNum>
-  <w:abstractNum w:abstractNumId="13" w15:restartNumberingAfterBreak="0">
+  <w:abstractNum w:abstractNumId="14" w15:restartNumberingAfterBreak="0">
     <w:nsid w:val="5D7403AB"/>
     <w:multiLevelType w:val="multilevel"/>
     <w:tmpl w:val="12EC3EE4"/>
@@ -7599,7 +8074,7 @@
       </w:rPr>
     </w:lvl>
   </w:abstractNum>
-  <w:abstractNum w:abstractNumId="14" w15:restartNumberingAfterBreak="0">
+  <w:abstractNum w:abstractNumId="15" w15:restartNumberingAfterBreak="0">
     <w:nsid w:val="5DE14764"/>
     <w:multiLevelType w:val="multilevel"/>
     <w:tmpl w:val="DC124F62"/>
@@ -7736,7 +8211,7 @@
       </w:rPr>
     </w:lvl>
   </w:abstractNum>
-  <w:abstractNum w:abstractNumId="15" w15:restartNumberingAfterBreak="0">
+  <w:abstractNum w:abstractNumId="16" w15:restartNumberingAfterBreak="0">
     <w:nsid w:val="696A433C"/>
     <w:multiLevelType w:val="hybridMultilevel"/>
     <w:tmpl w:val="2BF0ED38"/>
@@ -7826,7 +8301,7 @@
       </w:pPr>
     </w:lvl>
   </w:abstractNum>
-  <w:abstractNum w:abstractNumId="16" w15:restartNumberingAfterBreak="0">
+  <w:abstractNum w:abstractNumId="17" w15:restartNumberingAfterBreak="0">
     <w:nsid w:val="6BD76788"/>
     <w:multiLevelType w:val="multilevel"/>
     <w:tmpl w:val="99560AD4"/>
@@ -7973,7 +8448,7 @@
       </w:rPr>
     </w:lvl>
   </w:abstractNum>
-  <w:abstractNum w:abstractNumId="17" w15:restartNumberingAfterBreak="0">
+  <w:abstractNum w:abstractNumId="18" w15:restartNumberingAfterBreak="0">
     <w:nsid w:val="6D5D487A"/>
     <w:multiLevelType w:val="multilevel"/>
     <w:tmpl w:val="7F70721E"/>
@@ -8086,7 +8561,7 @@
       </w:pPr>
     </w:lvl>
   </w:abstractNum>
-  <w:abstractNum w:abstractNumId="18" w15:restartNumberingAfterBreak="0">
+  <w:abstractNum w:abstractNumId="19" w15:restartNumberingAfterBreak="0">
     <w:nsid w:val="74D850F9"/>
     <w:multiLevelType w:val="multilevel"/>
     <w:tmpl w:val="D77EBAEC"/>
@@ -8233,7 +8708,7 @@
       </w:rPr>
     </w:lvl>
   </w:abstractNum>
-  <w:abstractNum w:abstractNumId="19" w15:restartNumberingAfterBreak="0">
+  <w:abstractNum w:abstractNumId="20" w15:restartNumberingAfterBreak="0">
     <w:nsid w:val="78C16550"/>
     <w:multiLevelType w:val="multilevel"/>
     <w:tmpl w:val="9F5ACD14"/>
@@ -8380,72 +8855,75 @@
       </w:rPr>
     </w:lvl>
   </w:abstractNum>
-  <w:num w:numId="1">
+  <w:num w:numId="1" w16cid:durableId="2000620487">
     <w:abstractNumId w:val="0"/>
   </w:num>
-  <w:num w:numId="2">
+  <w:num w:numId="2" w16cid:durableId="118497986">
+    <w:abstractNumId w:val="9"/>
+  </w:num>
+  <w:num w:numId="3" w16cid:durableId="1725714680">
+    <w:abstractNumId w:val="11"/>
+  </w:num>
+  <w:num w:numId="4" w16cid:durableId="240798262">
+    <w:abstractNumId w:val="16"/>
+  </w:num>
+  <w:num w:numId="5" w16cid:durableId="1883201211">
+    <w:abstractNumId w:val="13"/>
+  </w:num>
+  <w:num w:numId="6" w16cid:durableId="1647733739">
+    <w:abstractNumId w:val="18"/>
+  </w:num>
+  <w:num w:numId="7" w16cid:durableId="1031802056">
+    <w:abstractNumId w:val="4"/>
+  </w:num>
+  <w:num w:numId="8" w16cid:durableId="820079671">
+    <w:abstractNumId w:val="5"/>
+  </w:num>
+  <w:num w:numId="9" w16cid:durableId="1112898143">
+    <w:abstractNumId w:val="12"/>
+  </w:num>
+  <w:num w:numId="10" w16cid:durableId="1823305322">
+    <w:abstractNumId w:val="10"/>
+  </w:num>
+  <w:num w:numId="11" w16cid:durableId="755907113">
+    <w:abstractNumId w:val="14"/>
+  </w:num>
+  <w:num w:numId="12" w16cid:durableId="1052655144">
+    <w:abstractNumId w:val="7"/>
+  </w:num>
+  <w:num w:numId="13" w16cid:durableId="1559171819">
+    <w:abstractNumId w:val="20"/>
+  </w:num>
+  <w:num w:numId="14" w16cid:durableId="1178351403">
+    <w:abstractNumId w:val="6"/>
+  </w:num>
+  <w:num w:numId="15" w16cid:durableId="2038776227">
     <w:abstractNumId w:val="8"/>
   </w:num>
-  <w:num w:numId="3">
-    <w:abstractNumId w:val="10"/>
+  <w:num w:numId="16" w16cid:durableId="958486223">
+    <w:abstractNumId w:val="17"/>
   </w:num>
-  <w:num w:numId="4">
+  <w:num w:numId="17" w16cid:durableId="1391689099">
+    <w:abstractNumId w:val="1"/>
+  </w:num>
+  <w:num w:numId="18" w16cid:durableId="20326418">
+    <w:abstractNumId w:val="2"/>
+  </w:num>
+  <w:num w:numId="19" w16cid:durableId="1128233813">
+    <w:abstractNumId w:val="19"/>
+  </w:num>
+  <w:num w:numId="20" w16cid:durableId="819689982">
     <w:abstractNumId w:val="15"/>
   </w:num>
-  <w:num w:numId="5">
-    <w:abstractNumId w:val="12"/>
-  </w:num>
-  <w:num w:numId="6">
-    <w:abstractNumId w:val="17"/>
-  </w:num>
-  <w:num w:numId="7">
+  <w:num w:numId="21" w16cid:durableId="365713157">
     <w:abstractNumId w:val="3"/>
-  </w:num>
-  <w:num w:numId="8">
-    <w:abstractNumId w:val="4"/>
-  </w:num>
-  <w:num w:numId="9">
-    <w:abstractNumId w:val="11"/>
-  </w:num>
-  <w:num w:numId="10">
-    <w:abstractNumId w:val="9"/>
-  </w:num>
-  <w:num w:numId="11">
-    <w:abstractNumId w:val="13"/>
-  </w:num>
-  <w:num w:numId="12">
-    <w:abstractNumId w:val="6"/>
-  </w:num>
-  <w:num w:numId="13">
-    <w:abstractNumId w:val="19"/>
-  </w:num>
-  <w:num w:numId="14">
-    <w:abstractNumId w:val="5"/>
-  </w:num>
-  <w:num w:numId="15">
-    <w:abstractNumId w:val="7"/>
-  </w:num>
-  <w:num w:numId="16">
-    <w:abstractNumId w:val="16"/>
-  </w:num>
-  <w:num w:numId="17">
-    <w:abstractNumId w:val="1"/>
-  </w:num>
-  <w:num w:numId="18">
-    <w:abstractNumId w:val="2"/>
-  </w:num>
-  <w:num w:numId="19">
-    <w:abstractNumId w:val="18"/>
-  </w:num>
-  <w:num w:numId="20">
-    <w:abstractNumId w:val="14"/>
   </w:num>
   <w:numIdMacAtCleanup w:val="4"/>
 </w:numbering>
 </file>
 
 <file path=word/styles.xml><?xml version="1.0" encoding="utf-8"?>
-<w:styles xmlns:mc="http://schemas.openxmlformats.org/markup-compatibility/2006" xmlns:r="http://schemas.openxmlformats.org/officeDocument/2006/relationships" xmlns:w="http://schemas.openxmlformats.org/wordprocessingml/2006/main" xmlns:w14="http://schemas.microsoft.com/office/word/2010/wordml" xmlns:w15="http://schemas.microsoft.com/office/word/2012/wordml" xmlns:w16cex="http://schemas.microsoft.com/office/word/2018/wordml/cex" xmlns:w16cid="http://schemas.microsoft.com/office/word/2016/wordml/cid" xmlns:w16="http://schemas.microsoft.com/office/word/2018/wordml" xmlns:w16sdtdh="http://schemas.microsoft.com/office/word/2020/wordml/sdtdatahash" xmlns:w16se="http://schemas.microsoft.com/office/word/2015/wordml/symex" mc:Ignorable="w14 w15 w16se w16cid w16 w16cex w16sdtdh">
+<w:styles xmlns:mc="http://schemas.openxmlformats.org/markup-compatibility/2006" xmlns:r="http://schemas.openxmlformats.org/officeDocument/2006/relationships" xmlns:w="http://schemas.openxmlformats.org/wordprocessingml/2006/main" xmlns:w14="http://schemas.microsoft.com/office/word/2010/wordml" xmlns:w15="http://schemas.microsoft.com/office/word/2012/wordml" xmlns:w16cex="http://schemas.microsoft.com/office/word/2018/wordml/cex" xmlns:w16cid="http://schemas.microsoft.com/office/word/2016/wordml/cid" xmlns:w16="http://schemas.microsoft.com/office/word/2018/wordml" xmlns:w16du="http://schemas.microsoft.com/office/word/2023/wordml/word16du" xmlns:w16sdtdh="http://schemas.microsoft.com/office/word/2020/wordml/sdtdatahash" xmlns:w16sdtfl="http://schemas.microsoft.com/office/word/2024/wordml/sdtformatlock" xmlns:w16se="http://schemas.microsoft.com/office/word/2015/wordml/symex" mc:Ignorable="w14 w15 w16se w16cid w16 w16cex w16sdtdh w16sdtfl w16du">
   <w:docDefaults>
     <w:rPrDefault>
       <w:rPr>
@@ -8962,6 +9440,7 @@
   <w:style w:type="character" w:default="1" w:styleId="a0">
     <w:name w:val="Default Paragraph Font"/>
     <w:uiPriority w:val="1"/>
+    <w:semiHidden/>
     <w:unhideWhenUsed/>
   </w:style>
   <w:style w:type="table" w:default="1" w:styleId="a1">
@@ -9334,6 +9813,16 @@
       <w:spacing w:after="0" w:line="240" w:lineRule="auto"/>
     </w:pPr>
   </w:style>
+  <w:style w:type="character" w:styleId="af2">
+    <w:name w:val="Placeholder Text"/>
+    <w:basedOn w:val="a0"/>
+    <w:uiPriority w:val="99"/>
+    <w:semiHidden/>
+    <w:rsid w:val="005049E9"/>
+    <w:rPr>
+      <w:color w:val="666666"/>
+    </w:rPr>
+  </w:style>
 </w:styles>
 </file>
 
@@ -9628,6 +10117,10 @@
 </go:gDocsCustomXmlDataStorage>
 </file>
 
+<file path=customXml/item2.xml><?xml version="1.0" encoding="utf-8"?>
+<b:Sources xmlns:b="http://schemas.openxmlformats.org/officeDocument/2006/bibliography" xmlns="http://schemas.openxmlformats.org/officeDocument/2006/bibliography" SelectedStyle="\APASixthEditionOfficeOnline.xsl" StyleName="APA" Version="6"/>
+</file>
+
 <file path=customXml/itemProps1.xml><?xml version="1.0" encoding="utf-8"?>
 <ds:datastoreItem xmlns:ds="http://schemas.openxmlformats.org/officeDocument/2006/customXml" ds:itemID="{11111111-1234-1234-1234-123412341234}">
   <ds:schemaRefs>
@@ -9635,4 +10128,12 @@
     <ds:schemaRef ds:uri="http://schemas.openxmlformats.org/officeDocument/2006/relationships"/>
   </ds:schemaRefs>
 </ds:datastoreItem>
+</file>
+
+<file path=customXml/itemProps2.xml><?xml version="1.0" encoding="utf-8"?>
+<ds:datastoreItem xmlns:ds="http://schemas.openxmlformats.org/officeDocument/2006/customXml" ds:itemID="{BDDCA744-6D97-48C6-BDCE-AE4511AB8191}">
+  <ds:schemaRefs>
+    <ds:schemaRef ds:uri="http://schemas.openxmlformats.org/officeDocument/2006/bibliography"/>
+  </ds:schemaRefs>
+</ds:datastoreItem>
 </file>